--- a/rrg-commercial-pa/templates/commercial_pa.docx
+++ b/rrg-commercial-pa/templates/commercial_pa.docx
@@ -10521,9 +10521,9 @@
               <w:rPr>
                 <w:rtl w:val="0"/>
               </w:rPr>
-              <w:t>{% for entity in exhibit_a_entities %}{{ entity.name }}{% if not loop.last %}</w:t>
+              <w:t>{% for entity in exhibit_a_entities %}{{ entity.name }}</w:t>
               <w:br/>
-              <w:t>{% endif %}</w:t>
+              <w:t>{% endfor %}</w:t>
             </w:r>
           </w:p>
         </w:tc>
@@ -10564,9 +10564,9 @@
               <w:rPr>
                 <w:rtl w:val="0"/>
               </w:rPr>
-              <w:t>{{ entity.address }}{% if not loop.last %}</w:t>
+              <w:t>{% for entity in exhibit_a_entities %}{{ entity.address }}</w:t>
               <w:br/>
-              <w:t>{% endif %}</w:t>
+              <w:t>{% endfor %}</w:t>
             </w:r>
           </w:p>
         </w:tc>
@@ -10607,9 +10607,9 @@
               <w:rPr>
                 <w:rtl w:val="0"/>
               </w:rPr>
-              <w:t>{{ entity.parcel_ids }}{% if not loop.last %}</w:t>
+              <w:t>{% for entity in exhibit_a_entities %}{{ entity.parcel_ids }}</w:t>
               <w:br/>
-              <w:t>{% endif %}</w:t>
+              <w:t>{% endfor %}</w:t>
             </w:r>
           </w:p>
         </w:tc>
@@ -10650,9 +10650,9 @@
               <w:rPr>
                 <w:rtl w:val="0"/>
               </w:rPr>
-              <w:t>{{ entity.legal_description }}{% if not loop.last %}</w:t>
+              <w:t>{% for entity in exhibit_a_entities %}{{ entity.legal_description }}</w:t>
               <w:br/>
-              <w:t>{% endif %}{% endfor %}</w:t>
+              <w:t>{% endfor %}</w:t>
             </w:r>
           </w:p>
         </w:tc>

--- a/rrg-commercial-pa/templates/commercial_pa.docx
+++ b/rrg-commercial-pa/templates/commercial_pa.docx
@@ -105,7 +105,7 @@
           <w:vertAlign w:val="baseline"/>
           <w:rtl w:val="0"/>
         </w:rPr>
-        <w:t xml:space="preserve">THIS COMMERCIAL PURCHASE AGREEMENT is made and entered into this {{ effective_date_day }} day of {{ effective_date_month }}, {{ effective_date_year }}, ("Effective Date") by and between those entities set forth in Exhibit A, ("Seller"), whose addresses are also set forth in Exhibit A, and {{ purchaser_name }}, {{ purchaser_entity_type }} ("Purchaser"), whose address is {{ purchaser_address }}, in the manner following: </w:t>
+        <w:t xml:space="preserve">THIS COMMERCIAL PURCHASE AGREEMENT is made and entered into this {{ effective_date_day }} day of {{ effective_date_month }}, {{ effective_date_year }}, ("Effective Date") by and between {{ seller_intro }}, ("Seller"), {{ seller_address_intro }}, and {{ purchaser_name }}, {{ purchaser_entity_type }} ("Purchaser"), whose address is {{ purchaser_address }}, in the manner following: </w:t>
       </w:r>
       <w:r>
         <w:rPr>
@@ -311,7 +311,7 @@
           <w:vertAlign w:val="baseline"/>
           <w:rtl w:val="0"/>
         </w:rPr>
-        <w:t xml:space="preserve">Purchaser offers and agrees to purchase the real property located in the {% if property_location_type == "City" %}[X] City or [ ] Township or [ ] Village of{% elif property_location_type == "Township" %}[ ] City or [X] Township or [ ] Village of{% else %}[ ] City or [ ] Township or [X] Village of{% endif %} {{ property_municipality }}, County of {{ property_county }}, Michigan, commonly known as {{ property_address }}, tax parcel identification number(s) {{ property_parcel_ids }} and further described as: </w:t>
+        <w:t xml:space="preserve">{% if use_exhibit_a %}Purchaser offers and agrees to purchase the real properties, as described in Exhibit A, {% else %}Purchaser offers and agrees to purchase the real property located in the {% if property_location_type == "City" %}[X] City or [ ] Township or [ ] Village of{% elif property_location_type == "Township" %}[ ] City or [X] Township or [ ] Village of{% else %}[ ] City or [ ] Township or [X] Village of{% endif %} {{ property_municipality }}, County of {{ property_county }}, Michigan, commonly known as {{ property_address }}, tax parcel identification number(s) {{ property_parcel_ids }} and further described as: </w:t>
       </w:r>
       <w:r>
         <w:rPr>
@@ -507,7 +507,7 @@
           <w:szCs w:val="20"/>
           <w:rtl w:val="0"/>
         </w:rPr>
-        <w:t>{{ property_legal_description }}</w:t>
+        <w:t>{% if not use_exhibit_a %}{{ property_legal_description }}{% endif %}</w:t>
       </w:r>
       <w:r>
         <w:rPr>
@@ -578,7 +578,7 @@
           <w:vertAlign w:val="baseline"/>
           <w:rtl w:val="0"/>
         </w:rPr>
-        <w:t xml:space="preserve">together with Seller's interest in all easements, appurtenances, land division rights, timber, air, oil, gas and mineral, subsurface, riparian, and all other rights and interests pertaining to such property, and together with all buildings, structures and other physical improvements situated on such property (collectively, the "Real Property"). </w:t>
+        <w:t xml:space="preserve">{% endif %}together with Seller's interest in all easements, appurtenances, land division rights, timber, air, oil, gas and mineral, subsurface, riparian, and all other rights and interests pertaining to such property, and together with all buildings, structures and other physical improvements situated on such property (collectively, the "Real Property"). </w:t>
       </w:r>
     </w:p>
     <w:p>
@@ -10256,6 +10256,8 @@
         <w:tblLook w:val="0600"/>
       </w:tblPr>
       <w:tblGrid>
+        <w:gridCol w:w="2663.234214782715"/>
+        <w:gridCol w:w="2663.234214782715"/>
         <w:gridCol w:w="2663.234214782715"/>
         <w:gridCol w:w="2663.234214782715"/>
         <w:gridCol w:w="2663.234214782715"/>
@@ -10373,6 +10375,108 @@
                 <w:rtl w:val="0"/>
               </w:rPr>
               <w:t xml:space="preserve">Address</w:t>
+            </w:r>
+          </w:p>
+        </w:tc>
+        <w:tc>
+          <w:tcPr>
+            <w:tcBorders>
+              <w:top w:color="ffffff" w:space="0" w:sz="8" w:val="single"/>
+              <w:left w:color="ffffff" w:space="0" w:sz="8" w:val="single"/>
+              <w:bottom w:color="ffffff" w:space="0" w:sz="8" w:val="single"/>
+              <w:right w:color="ffffff" w:space="0" w:sz="8" w:val="single"/>
+            </w:tcBorders>
+            <w:shd w:fill="000000" w:val="clear"/>
+            <w:tcMar>
+              <w:top w:w="100.0" w:type="dxa"/>
+              <w:left w:w="100.0" w:type="dxa"/>
+              <w:bottom w:w="100.0" w:type="dxa"/>
+              <w:right w:w="100.0" w:type="dxa"/>
+            </w:tcMar>
+            <w:vAlign w:val="top"/>
+          </w:tcPr>
+          <w:p>
+            <w:pPr>
+              <w:keepNext w:val="0"/>
+              <w:keepLines w:val="0"/>
+              <w:pageBreakBefore w:val="0"/>
+              <w:widowControl w:val="0"/>
+              <w:pBdr>
+                <w:top w:space="0" w:sz="0" w:val="nil"/>
+                <w:left w:space="0" w:sz="0" w:val="nil"/>
+                <w:bottom w:space="0" w:sz="0" w:val="nil"/>
+                <w:right w:space="0" w:sz="0" w:val="nil"/>
+                <w:between w:space="0" w:sz="0" w:val="nil"/>
+              </w:pBdr>
+              <w:shd w:fill="auto" w:val="clear"/>
+              <w:spacing w:after="0" w:before="0" w:line="240" w:lineRule="auto"/>
+              <w:ind w:left="0" w:right="0" w:firstLine="0"/>
+              <w:jc w:val="center"/>
+              <w:rPr>
+                <w:b w:val="1"/>
+                <w:bCs w:val="1"/>
+                <w:color w:val="ffffff"/>
+              </w:rPr>
+            </w:pPr>
+            <w:r>
+              <w:rPr>
+                <w:b w:val="1"/>
+                <w:bCs w:val="1"/>
+                <w:color w:val="ffffff"/>
+                <w:rtl w:val="0"/>
+              </w:rPr>
+              <w:t xml:space="preserve">Municipality</w:t>
+            </w:r>
+          </w:p>
+        </w:tc>
+        <w:tc>
+          <w:tcPr>
+            <w:tcBorders>
+              <w:top w:color="ffffff" w:space="0" w:sz="8" w:val="single"/>
+              <w:left w:color="ffffff" w:space="0" w:sz="8" w:val="single"/>
+              <w:bottom w:color="ffffff" w:space="0" w:sz="8" w:val="single"/>
+              <w:right w:color="ffffff" w:space="0" w:sz="8" w:val="single"/>
+            </w:tcBorders>
+            <w:shd w:fill="000000" w:val="clear"/>
+            <w:tcMar>
+              <w:top w:w="100.0" w:type="dxa"/>
+              <w:left w:w="100.0" w:type="dxa"/>
+              <w:bottom w:w="100.0" w:type="dxa"/>
+              <w:right w:w="100.0" w:type="dxa"/>
+            </w:tcMar>
+            <w:vAlign w:val="top"/>
+          </w:tcPr>
+          <w:p>
+            <w:pPr>
+              <w:keepNext w:val="0"/>
+              <w:keepLines w:val="0"/>
+              <w:pageBreakBefore w:val="0"/>
+              <w:widowControl w:val="0"/>
+              <w:pBdr>
+                <w:top w:space="0" w:sz="0" w:val="nil"/>
+                <w:left w:space="0" w:sz="0" w:val="nil"/>
+                <w:bottom w:space="0" w:sz="0" w:val="nil"/>
+                <w:right w:space="0" w:sz="0" w:val="nil"/>
+                <w:between w:space="0" w:sz="0" w:val="nil"/>
+              </w:pBdr>
+              <w:shd w:fill="auto" w:val="clear"/>
+              <w:spacing w:after="0" w:before="0" w:line="240" w:lineRule="auto"/>
+              <w:ind w:left="0" w:right="0" w:firstLine="0"/>
+              <w:jc w:val="center"/>
+              <w:rPr>
+                <w:b w:val="1"/>
+                <w:bCs w:val="1"/>
+                <w:color w:val="ffffff"/>
+              </w:rPr>
+            </w:pPr>
+            <w:r>
+              <w:rPr>
+                <w:b w:val="1"/>
+                <w:bCs w:val="1"/>
+                <w:color w:val="ffffff"/>
+                <w:rtl w:val="0"/>
+              </w:rPr>
+              <w:t xml:space="preserve">County</w:t>
             </w:r>
           </w:p>
         </w:tc>
@@ -10607,6 +10711,92 @@
               <w:rPr>
                 <w:rtl w:val="0"/>
               </w:rPr>
+              <w:t>{% for entity in exhibit_a_entities %}{{ entity.municipality }}</w:t>
+              <w:br/>
+              <w:t>{% endfor %}</w:t>
+            </w:r>
+          </w:p>
+        </w:tc>
+        <w:tc>
+          <w:tcPr>
+            <w:tcBorders>
+              <w:top w:color="ffffff" w:space="0" w:sz="8" w:val="single"/>
+            </w:tcBorders>
+            <w:shd w:fill="auto" w:val="clear"/>
+            <w:tcMar>
+              <w:top w:w="100.0" w:type="dxa"/>
+              <w:left w:w="100.0" w:type="dxa"/>
+              <w:bottom w:w="100.0" w:type="dxa"/>
+              <w:right w:w="100.0" w:type="dxa"/>
+            </w:tcMar>
+            <w:vAlign w:val="top"/>
+          </w:tcPr>
+          <w:p>
+            <w:pPr>
+              <w:keepNext w:val="0"/>
+              <w:keepLines w:val="0"/>
+              <w:pageBreakBefore w:val="0"/>
+              <w:widowControl w:val="0"/>
+              <w:pBdr>
+                <w:top w:space="0" w:sz="0" w:val="nil"/>
+                <w:left w:space="0" w:sz="0" w:val="nil"/>
+                <w:bottom w:space="0" w:sz="0" w:val="nil"/>
+                <w:right w:space="0" w:sz="0" w:val="nil"/>
+                <w:between w:space="0" w:sz="0" w:val="nil"/>
+              </w:pBdr>
+              <w:shd w:fill="auto" w:val="clear"/>
+              <w:spacing w:after="0" w:before="0" w:line="240" w:lineRule="auto"/>
+              <w:ind w:left="0" w:right="0" w:firstLine="0"/>
+              <w:jc w:val="left"/>
+              <w:rPr/>
+            </w:pPr>
+            <w:r>
+              <w:rPr>
+                <w:rtl w:val="0"/>
+              </w:rPr>
+              <w:t>{% for entity in exhibit_a_entities %}{{ entity.county }}</w:t>
+              <w:br/>
+              <w:t>{% endfor %}</w:t>
+            </w:r>
+          </w:p>
+        </w:tc>
+        <w:tc>
+          <w:tcPr>
+            <w:tcBorders>
+              <w:top w:color="ffffff" w:space="0" w:sz="8" w:val="single"/>
+            </w:tcBorders>
+            <w:shd w:fill="auto" w:val="clear"/>
+            <w:tcMar>
+              <w:top w:w="100.0" w:type="dxa"/>
+              <w:left w:w="100.0" w:type="dxa"/>
+              <w:bottom w:w="100.0" w:type="dxa"/>
+              <w:right w:w="100.0" w:type="dxa"/>
+            </w:tcMar>
+            <w:vAlign w:val="top"/>
+          </w:tcPr>
+          <w:p>
+            <w:pPr>
+              <w:keepNext w:val="0"/>
+              <w:keepLines w:val="0"/>
+              <w:pageBreakBefore w:val="0"/>
+              <w:widowControl w:val="0"/>
+              <w:pBdr>
+                <w:top w:space="0" w:sz="0" w:val="nil"/>
+                <w:left w:space="0" w:sz="0" w:val="nil"/>
+                <w:bottom w:space="0" w:sz="0" w:val="nil"/>
+                <w:right w:space="0" w:sz="0" w:val="nil"/>
+                <w:between w:space="0" w:sz="0" w:val="nil"/>
+              </w:pBdr>
+              <w:shd w:fill="auto" w:val="clear"/>
+              <w:spacing w:after="0" w:before="0" w:line="240" w:lineRule="auto"/>
+              <w:ind w:left="0" w:right="0" w:firstLine="0"/>
+              <w:jc w:val="left"/>
+              <w:rPr/>
+            </w:pPr>
+            <w:r>
+              <w:rPr>
+                <w:rtl w:val="0"/>
+              </w:rPr>
               <w:t>{% for entity in exhibit_a_entities %}{{ entity.parcel_ids }}</w:t>
               <w:br/>
               <w:t>{% endfor %}</w:t>
@@ -10662,6 +10852,80 @@
           <w:cantSplit w:val="0"/>
           <w:tblHeader w:val="0"/>
         </w:trPr>
+        <w:tc>
+          <w:tcPr>
+            <w:shd w:fill="auto" w:val="clear"/>
+            <w:tcMar>
+              <w:top w:w="100.0" w:type="dxa"/>
+              <w:left w:w="100.0" w:type="dxa"/>
+              <w:bottom w:w="100.0" w:type="dxa"/>
+              <w:right w:w="100.0" w:type="dxa"/>
+            </w:tcMar>
+            <w:vAlign w:val="top"/>
+          </w:tcPr>
+          <w:p>
+            <w:pPr>
+              <w:keepNext w:val="0"/>
+              <w:keepLines w:val="0"/>
+              <w:pageBreakBefore w:val="0"/>
+              <w:widowControl w:val="0"/>
+              <w:pBdr>
+                <w:top w:space="0" w:sz="0" w:val="nil"/>
+                <w:left w:space="0" w:sz="0" w:val="nil"/>
+                <w:bottom w:space="0" w:sz="0" w:val="nil"/>
+                <w:right w:space="0" w:sz="0" w:val="nil"/>
+                <w:between w:space="0" w:sz="0" w:val="nil"/>
+              </w:pBdr>
+              <w:shd w:fill="auto" w:val="clear"/>
+              <w:spacing w:after="0" w:before="0" w:line="240" w:lineRule="auto"/>
+              <w:ind w:left="0" w:right="0" w:firstLine="0"/>
+              <w:jc w:val="left"/>
+              <w:rPr/>
+            </w:pPr>
+            <w:r>
+              <w:rPr>
+                <w:rtl w:val="0"/>
+              </w:rPr>
+            </w:r>
+          </w:p>
+        </w:tc>
+        <w:tc>
+          <w:tcPr>
+            <w:shd w:fill="auto" w:val="clear"/>
+            <w:tcMar>
+              <w:top w:w="100.0" w:type="dxa"/>
+              <w:left w:w="100.0" w:type="dxa"/>
+              <w:bottom w:w="100.0" w:type="dxa"/>
+              <w:right w:w="100.0" w:type="dxa"/>
+            </w:tcMar>
+            <w:vAlign w:val="top"/>
+          </w:tcPr>
+          <w:p>
+            <w:pPr>
+              <w:keepNext w:val="0"/>
+              <w:keepLines w:val="0"/>
+              <w:pageBreakBefore w:val="0"/>
+              <w:widowControl w:val="0"/>
+              <w:pBdr>
+                <w:top w:space="0" w:sz="0" w:val="nil"/>
+                <w:left w:space="0" w:sz="0" w:val="nil"/>
+                <w:bottom w:space="0" w:sz="0" w:val="nil"/>
+                <w:right w:space="0" w:sz="0" w:val="nil"/>
+                <w:between w:space="0" w:sz="0" w:val="nil"/>
+              </w:pBdr>
+              <w:shd w:fill="auto" w:val="clear"/>
+              <w:spacing w:after="0" w:before="0" w:line="240" w:lineRule="auto"/>
+              <w:ind w:left="0" w:right="0" w:firstLine="0"/>
+              <w:jc w:val="left"/>
+              <w:rPr/>
+            </w:pPr>
+            <w:r>
+              <w:rPr>
+                <w:rtl w:val="0"/>
+              </w:rPr>
+            </w:r>
+          </w:p>
+        </w:tc>
         <w:tc>
           <w:tcPr>
             <w:shd w:fill="auto" w:val="clear"/>
@@ -10964,12 +11228,160 @@
             </w:r>
           </w:p>
         </w:tc>
+        <w:tc>
+          <w:tcPr>
+            <w:shd w:fill="auto" w:val="clear"/>
+            <w:tcMar>
+              <w:top w:w="100.0" w:type="dxa"/>
+              <w:left w:w="100.0" w:type="dxa"/>
+              <w:bottom w:w="100.0" w:type="dxa"/>
+              <w:right w:w="100.0" w:type="dxa"/>
+            </w:tcMar>
+            <w:vAlign w:val="top"/>
+          </w:tcPr>
+          <w:p>
+            <w:pPr>
+              <w:keepNext w:val="0"/>
+              <w:keepLines w:val="0"/>
+              <w:pageBreakBefore w:val="0"/>
+              <w:widowControl w:val="0"/>
+              <w:pBdr>
+                <w:top w:space="0" w:sz="0" w:val="nil"/>
+                <w:left w:space="0" w:sz="0" w:val="nil"/>
+                <w:bottom w:space="0" w:sz="0" w:val="nil"/>
+                <w:right w:space="0" w:sz="0" w:val="nil"/>
+                <w:between w:space="0" w:sz="0" w:val="nil"/>
+              </w:pBdr>
+              <w:shd w:fill="auto" w:val="clear"/>
+              <w:spacing w:after="0" w:before="0" w:line="240" w:lineRule="auto"/>
+              <w:ind w:left="0" w:right="0" w:firstLine="0"/>
+              <w:jc w:val="left"/>
+              <w:rPr/>
+            </w:pPr>
+            <w:r>
+              <w:rPr>
+                <w:rtl w:val="0"/>
+              </w:rPr>
+            </w:r>
+          </w:p>
+        </w:tc>
+        <w:tc>
+          <w:tcPr>
+            <w:shd w:fill="auto" w:val="clear"/>
+            <w:tcMar>
+              <w:top w:w="100.0" w:type="dxa"/>
+              <w:left w:w="100.0" w:type="dxa"/>
+              <w:bottom w:w="100.0" w:type="dxa"/>
+              <w:right w:w="100.0" w:type="dxa"/>
+            </w:tcMar>
+            <w:vAlign w:val="top"/>
+          </w:tcPr>
+          <w:p>
+            <w:pPr>
+              <w:keepNext w:val="0"/>
+              <w:keepLines w:val="0"/>
+              <w:pageBreakBefore w:val="0"/>
+              <w:widowControl w:val="0"/>
+              <w:pBdr>
+                <w:top w:space="0" w:sz="0" w:val="nil"/>
+                <w:left w:space="0" w:sz="0" w:val="nil"/>
+                <w:bottom w:space="0" w:sz="0" w:val="nil"/>
+                <w:right w:space="0" w:sz="0" w:val="nil"/>
+                <w:between w:space="0" w:sz="0" w:val="nil"/>
+              </w:pBdr>
+              <w:shd w:fill="auto" w:val="clear"/>
+              <w:spacing w:after="0" w:before="0" w:line="240" w:lineRule="auto"/>
+              <w:ind w:left="0" w:right="0" w:firstLine="0"/>
+              <w:jc w:val="left"/>
+              <w:rPr/>
+            </w:pPr>
+            <w:r>
+              <w:rPr>
+                <w:rtl w:val="0"/>
+              </w:rPr>
+            </w:r>
+          </w:p>
+        </w:tc>
       </w:tr>
       <w:tr>
         <w:trPr>
           <w:cantSplit w:val="0"/>
           <w:tblHeader w:val="0"/>
         </w:trPr>
+        <w:tc>
+          <w:tcPr>
+            <w:shd w:fill="auto" w:val="clear"/>
+            <w:tcMar>
+              <w:top w:w="100.0" w:type="dxa"/>
+              <w:left w:w="100.0" w:type="dxa"/>
+              <w:bottom w:w="100.0" w:type="dxa"/>
+              <w:right w:w="100.0" w:type="dxa"/>
+            </w:tcMar>
+            <w:vAlign w:val="top"/>
+          </w:tcPr>
+          <w:p>
+            <w:pPr>
+              <w:keepNext w:val="0"/>
+              <w:keepLines w:val="0"/>
+              <w:pageBreakBefore w:val="0"/>
+              <w:widowControl w:val="0"/>
+              <w:pBdr>
+                <w:top w:space="0" w:sz="0" w:val="nil"/>
+                <w:left w:space="0" w:sz="0" w:val="nil"/>
+                <w:bottom w:space="0" w:sz="0" w:val="nil"/>
+                <w:right w:space="0" w:sz="0" w:val="nil"/>
+                <w:between w:space="0" w:sz="0" w:val="nil"/>
+              </w:pBdr>
+              <w:shd w:fill="auto" w:val="clear"/>
+              <w:spacing w:after="0" w:before="0" w:line="240" w:lineRule="auto"/>
+              <w:ind w:left="0" w:right="0" w:firstLine="0"/>
+              <w:jc w:val="left"/>
+              <w:rPr/>
+            </w:pPr>
+            <w:r>
+              <w:rPr>
+                <w:rtl w:val="0"/>
+              </w:rPr>
+            </w:r>
+          </w:p>
+        </w:tc>
+        <w:tc>
+          <w:tcPr>
+            <w:shd w:fill="auto" w:val="clear"/>
+            <w:tcMar>
+              <w:top w:w="100.0" w:type="dxa"/>
+              <w:left w:w="100.0" w:type="dxa"/>
+              <w:bottom w:w="100.0" w:type="dxa"/>
+              <w:right w:w="100.0" w:type="dxa"/>
+            </w:tcMar>
+            <w:vAlign w:val="top"/>
+          </w:tcPr>
+          <w:p>
+            <w:pPr>
+              <w:keepNext w:val="0"/>
+              <w:keepLines w:val="0"/>
+              <w:pageBreakBefore w:val="0"/>
+              <w:widowControl w:val="0"/>
+              <w:pBdr>
+                <w:top w:space="0" w:sz="0" w:val="nil"/>
+                <w:left w:space="0" w:sz="0" w:val="nil"/>
+                <w:bottom w:space="0" w:sz="0" w:val="nil"/>
+                <w:right w:space="0" w:sz="0" w:val="nil"/>
+                <w:between w:space="0" w:sz="0" w:val="nil"/>
+              </w:pBdr>
+              <w:shd w:fill="auto" w:val="clear"/>
+              <w:spacing w:after="0" w:before="0" w:line="240" w:lineRule="auto"/>
+              <w:ind w:left="0" w:right="0" w:firstLine="0"/>
+              <w:jc w:val="left"/>
+              <w:rPr/>
+            </w:pPr>
+            <w:r>
+              <w:rPr>
+                <w:rtl w:val="0"/>
+              </w:rPr>
+            </w:r>
+          </w:p>
+        </w:tc>
         <w:tc>
           <w:tcPr>
             <w:shd w:fill="auto" w:val="clear"/>

--- a/rrg-commercial-pa/templates/commercial_pa.docx
+++ b/rrg-commercial-pa/templates/commercial_pa.docx
@@ -1,6 +1,6 @@
 
 <file path=word/document.xml><?xml version="1.0" encoding="utf-8"?>
-<w:document xmlns:mc="http://schemas.openxmlformats.org/markup-compatibility/2006" xmlns:o="urn:schemas-microsoft-com:office:office" xmlns:r="http://schemas.openxmlformats.org/officeDocument/2006/relationships" xmlns:m="http://schemas.openxmlformats.org/officeDocument/2006/math" xmlns:v="urn:schemas-microsoft-com:vml" xmlns:wp="http://schemas.openxmlformats.org/drawingml/2006/wordprocessingDrawing" xmlns:w10="urn:schemas-microsoft-com:office:word" xmlns:w="http://schemas.openxmlformats.org/wordprocessingml/2006/main" xmlns:wne="http://schemas.microsoft.com/office/word/2006/wordml" xmlns:sl="http://schemas.openxmlformats.org/schemaLibrary/2006/main" xmlns:a="http://schemas.openxmlformats.org/drawingml/2006/main" xmlns:pic="http://schemas.openxmlformats.org/drawingml/2006/picture" xmlns:c="http://schemas.openxmlformats.org/drawingml/2006/chart" xmlns:lc="http://schemas.openxmlformats.org/drawingml/2006/lockedCanvas" xmlns:dgm="http://schemas.openxmlformats.org/drawingml/2006/diagram" xmlns:wps="http://schemas.microsoft.com/office/word/2010/wordprocessingShape" xmlns:wpg="http://schemas.microsoft.com/office/word/2010/wordprocessingGroup" xmlns:w14="http://schemas.microsoft.com/office/word/2010/wordml" xmlns:w15="http://schemas.microsoft.com/office/word/2012/wordml" xmlns:w16="http://schemas.microsoft.com/office/word/2018/wordml" xmlns:w16cex="http://schemas.microsoft.com/office/word/2018/wordml/cex" xmlns:w16cid="http://schemas.microsoft.com/office/word/2016/wordml/cid" xmlns="http://schemas.microsoft.com/office/tasks/2019/documenttasks" xmlns:cr="http://schemas.microsoft.com/office/comments/2020/reactions">
+<w:document xmlns:w="http://schemas.openxmlformats.org/wordprocessingml/2006/main" xmlns:w14="http://schemas.microsoft.com/office/word/2010/wordml">
   <w:body>
     <w:p>
       <w:pPr>
@@ -10256,12 +10256,12 @@
         <w:tblLook w:val="0600"/>
       </w:tblPr>
       <w:tblGrid>
-        <w:gridCol w:w="2663.234214782715"/>
-        <w:gridCol w:w="2663.234214782715"/>
-        <w:gridCol w:w="2663.234214782715"/>
-        <w:gridCol w:w="2663.234214782715"/>
-        <w:gridCol w:w="2663.234214782715"/>
-        <w:gridCol w:w="2663.234214782715"/>
+        <w:gridCol w:w="1400"/>
+        <w:gridCol w:w="2200"/>
+        <w:gridCol w:w="1500"/>
+        <w:gridCol w:w="1200"/>
+        <w:gridCol w:w="1800"/>
+        <w:gridCol w:w="2553"/>
         <w:tblGridChange w:id="0">
           <w:tblGrid>
             <w:gridCol w:w="2663.234214782715"/>
@@ -10292,6 +10292,7 @@
               <w:right w:w="100.0" w:type="dxa"/>
             </w:tcMar>
             <w:vAlign w:val="top"/>
+            <w:tcW w:w="1400" w:type="dxa"/>
           </w:tcPr>
           <w:p>
             <w:pPr>
@@ -10343,6 +10344,7 @@
               <w:right w:w="100.0" w:type="dxa"/>
             </w:tcMar>
             <w:vAlign w:val="top"/>
+            <w:tcW w:w="2200" w:type="dxa"/>
           </w:tcPr>
           <w:p>
             <w:pPr>
@@ -10394,6 +10396,7 @@
               <w:right w:w="100.0" w:type="dxa"/>
             </w:tcMar>
             <w:vAlign w:val="top"/>
+            <w:tcW w:w="1500" w:type="dxa"/>
           </w:tcPr>
           <w:p>
             <w:pPr>
@@ -10445,6 +10448,7 @@
               <w:right w:w="100.0" w:type="dxa"/>
             </w:tcMar>
             <w:vAlign w:val="top"/>
+            <w:tcW w:w="1200" w:type="dxa"/>
           </w:tcPr>
           <w:p>
             <w:pPr>
@@ -10496,6 +10500,7 @@
               <w:right w:w="100.0" w:type="dxa"/>
             </w:tcMar>
             <w:vAlign w:val="top"/>
+            <w:tcW w:w="1800" w:type="dxa"/>
           </w:tcPr>
           <w:p>
             <w:pPr>
@@ -10547,6 +10552,7 @@
               <w:right w:w="100.0" w:type="dxa"/>
             </w:tcMar>
             <w:vAlign w:val="top"/>
+            <w:tcW w:w="2553" w:type="dxa"/>
           </w:tcPr>
           <w:p>
             <w:pPr>
@@ -10601,33 +10607,11 @@
               <w:right w:w="100.0" w:type="dxa"/>
             </w:tcMar>
             <w:vAlign w:val="top"/>
+            <w:tcW w:w="1400" w:type="dxa"/>
           </w:tcPr>
           <w:p>
-            <w:pPr>
-              <w:keepNext w:val="0"/>
-              <w:keepLines w:val="0"/>
-              <w:pageBreakBefore w:val="0"/>
-              <w:widowControl w:val="0"/>
-              <w:pBdr>
-                <w:top w:space="0" w:sz="0" w:val="nil"/>
-                <w:left w:space="0" w:sz="0" w:val="nil"/>
-                <w:bottom w:space="0" w:sz="0" w:val="nil"/>
-                <w:right w:space="0" w:sz="0" w:val="nil"/>
-                <w:between w:space="0" w:sz="0" w:val="nil"/>
-              </w:pBdr>
-              <w:shd w:fill="auto" w:val="clear"/>
-              <w:spacing w:after="0" w:before="0" w:line="240" w:lineRule="auto"/>
-              <w:ind w:left="0" w:right="0" w:firstLine="0"/>
-              <w:jc w:val="left"/>
-              <w:rPr/>
-            </w:pPr>
             <w:r>
-              <w:rPr>
-                <w:rtl w:val="0"/>
-              </w:rPr>
-              <w:t>{% for entity in exhibit_a_entities %}{{ entity.name }}</w:t>
-              <w:br/>
-              <w:t>{% endfor %}</w:t>
+              <w:t xml:space="preserve">{%tr for entity in exhibit_a_entities %}{{ entity.name }}</w:t>
             </w:r>
           </w:p>
         </w:tc>
@@ -10644,33 +10628,11 @@
               <w:right w:w="100.0" w:type="dxa"/>
             </w:tcMar>
             <w:vAlign w:val="top"/>
+            <w:tcW w:w="2200" w:type="dxa"/>
           </w:tcPr>
           <w:p>
-            <w:pPr>
-              <w:keepNext w:val="0"/>
-              <w:keepLines w:val="0"/>
-              <w:pageBreakBefore w:val="0"/>
-              <w:widowControl w:val="0"/>
-              <w:pBdr>
-                <w:top w:space="0" w:sz="0" w:val="nil"/>
-                <w:left w:space="0" w:sz="0" w:val="nil"/>
-                <w:bottom w:space="0" w:sz="0" w:val="nil"/>
-                <w:right w:space="0" w:sz="0" w:val="nil"/>
-                <w:between w:space="0" w:sz="0" w:val="nil"/>
-              </w:pBdr>
-              <w:shd w:fill="auto" w:val="clear"/>
-              <w:spacing w:after="0" w:before="0" w:line="240" w:lineRule="auto"/>
-              <w:ind w:left="0" w:right="0" w:firstLine="0"/>
-              <w:jc w:val="left"/>
-              <w:rPr/>
-            </w:pPr>
             <w:r>
-              <w:rPr>
-                <w:rtl w:val="0"/>
-              </w:rPr>
-              <w:t>{% for entity in exhibit_a_entities %}{{ entity.address }}</w:t>
-              <w:br/>
-              <w:t>{% endfor %}</w:t>
+              <w:t xml:space="preserve">{{ entity.address }}</w:t>
             </w:r>
           </w:p>
         </w:tc>
@@ -10687,33 +10649,11 @@
               <w:right w:w="100.0" w:type="dxa"/>
             </w:tcMar>
             <w:vAlign w:val="top"/>
+            <w:tcW w:w="1500" w:type="dxa"/>
           </w:tcPr>
           <w:p>
-            <w:pPr>
-              <w:keepNext w:val="0"/>
-              <w:keepLines w:val="0"/>
-              <w:pageBreakBefore w:val="0"/>
-              <w:widowControl w:val="0"/>
-              <w:pBdr>
-                <w:top w:space="0" w:sz="0" w:val="nil"/>
-                <w:left w:space="0" w:sz="0" w:val="nil"/>
-                <w:bottom w:space="0" w:sz="0" w:val="nil"/>
-                <w:right w:space="0" w:sz="0" w:val="nil"/>
-                <w:between w:space="0" w:sz="0" w:val="nil"/>
-              </w:pBdr>
-              <w:shd w:fill="auto" w:val="clear"/>
-              <w:spacing w:after="0" w:before="0" w:line="240" w:lineRule="auto"/>
-              <w:ind w:left="0" w:right="0" w:firstLine="0"/>
-              <w:jc w:val="left"/>
-              <w:rPr/>
-            </w:pPr>
             <w:r>
-              <w:rPr>
-                <w:rtl w:val="0"/>
-              </w:rPr>
-              <w:t>{% for entity in exhibit_a_entities %}{{ entity.municipality }}</w:t>
-              <w:br/>
-              <w:t>{% endfor %}</w:t>
+              <w:t xml:space="preserve">{{ entity.municipality }}</w:t>
             </w:r>
           </w:p>
         </w:tc>
@@ -10730,33 +10670,11 @@
               <w:right w:w="100.0" w:type="dxa"/>
             </w:tcMar>
             <w:vAlign w:val="top"/>
+            <w:tcW w:w="1200" w:type="dxa"/>
           </w:tcPr>
           <w:p>
-            <w:pPr>
-              <w:keepNext w:val="0"/>
-              <w:keepLines w:val="0"/>
-              <w:pageBreakBefore w:val="0"/>
-              <w:widowControl w:val="0"/>
-              <w:pBdr>
-                <w:top w:space="0" w:sz="0" w:val="nil"/>
-                <w:left w:space="0" w:sz="0" w:val="nil"/>
-                <w:bottom w:space="0" w:sz="0" w:val="nil"/>
-                <w:right w:space="0" w:sz="0" w:val="nil"/>
-                <w:between w:space="0" w:sz="0" w:val="nil"/>
-              </w:pBdr>
-              <w:shd w:fill="auto" w:val="clear"/>
-              <w:spacing w:after="0" w:before="0" w:line="240" w:lineRule="auto"/>
-              <w:ind w:left="0" w:right="0" w:firstLine="0"/>
-              <w:jc w:val="left"/>
-              <w:rPr/>
-            </w:pPr>
             <w:r>
-              <w:rPr>
-                <w:rtl w:val="0"/>
-              </w:rPr>
-              <w:t>{% for entity in exhibit_a_entities %}{{ entity.county }}</w:t>
-              <w:br/>
-              <w:t>{% endfor %}</w:t>
+              <w:t xml:space="preserve">{{ entity.county }}</w:t>
             </w:r>
           </w:p>
         </w:tc>
@@ -10773,33 +10691,11 @@
               <w:right w:w="100.0" w:type="dxa"/>
             </w:tcMar>
             <w:vAlign w:val="top"/>
+            <w:tcW w:w="1800" w:type="dxa"/>
           </w:tcPr>
           <w:p>
-            <w:pPr>
-              <w:keepNext w:val="0"/>
-              <w:keepLines w:val="0"/>
-              <w:pageBreakBefore w:val="0"/>
-              <w:widowControl w:val="0"/>
-              <w:pBdr>
-                <w:top w:space="0" w:sz="0" w:val="nil"/>
-                <w:left w:space="0" w:sz="0" w:val="nil"/>
-                <w:bottom w:space="0" w:sz="0" w:val="nil"/>
-                <w:right w:space="0" w:sz="0" w:val="nil"/>
-                <w:between w:space="0" w:sz="0" w:val="nil"/>
-              </w:pBdr>
-              <w:shd w:fill="auto" w:val="clear"/>
-              <w:spacing w:after="0" w:before="0" w:line="240" w:lineRule="auto"/>
-              <w:ind w:left="0" w:right="0" w:firstLine="0"/>
-              <w:jc w:val="left"/>
-              <w:rPr/>
-            </w:pPr>
             <w:r>
-              <w:rPr>
-                <w:rtl w:val="0"/>
-              </w:rPr>
-              <w:t>{% for entity in exhibit_a_entities %}{{ entity.parcel_ids }}</w:t>
-              <w:br/>
-              <w:t>{% endfor %}</w:t>
+              <w:t xml:space="preserve">{{ entity.parcel_ids }}</w:t>
             </w:r>
           </w:p>
         </w:tc>
@@ -10816,717 +10712,11 @@
               <w:right w:w="100.0" w:type="dxa"/>
             </w:tcMar>
             <w:vAlign w:val="top"/>
+            <w:tcW w:w="2553" w:type="dxa"/>
           </w:tcPr>
           <w:p>
-            <w:pPr>
-              <w:keepNext w:val="0"/>
-              <w:keepLines w:val="0"/>
-              <w:pageBreakBefore w:val="0"/>
-              <w:widowControl w:val="0"/>
-              <w:pBdr>
-                <w:top w:space="0" w:sz="0" w:val="nil"/>
-                <w:left w:space="0" w:sz="0" w:val="nil"/>
-                <w:bottom w:space="0" w:sz="0" w:val="nil"/>
-                <w:right w:space="0" w:sz="0" w:val="nil"/>
-                <w:between w:space="0" w:sz="0" w:val="nil"/>
-              </w:pBdr>
-              <w:shd w:fill="auto" w:val="clear"/>
-              <w:spacing w:after="0" w:before="0" w:line="240" w:lineRule="auto"/>
-              <w:ind w:left="0" w:right="0" w:firstLine="0"/>
-              <w:jc w:val="left"/>
-              <w:rPr/>
-            </w:pPr>
             <w:r>
-              <w:rPr>
-                <w:rtl w:val="0"/>
-              </w:rPr>
-              <w:t>{% for entity in exhibit_a_entities %}{{ entity.legal_description }}</w:t>
-              <w:br/>
-              <w:t>{% endfor %}</w:t>
-            </w:r>
-          </w:p>
-        </w:tc>
-      </w:tr>
-      <w:tr>
-        <w:trPr>
-          <w:cantSplit w:val="0"/>
-          <w:tblHeader w:val="0"/>
-        </w:trPr>
-        <w:tc>
-          <w:tcPr>
-            <w:shd w:fill="auto" w:val="clear"/>
-            <w:tcMar>
-              <w:top w:w="100.0" w:type="dxa"/>
-              <w:left w:w="100.0" w:type="dxa"/>
-              <w:bottom w:w="100.0" w:type="dxa"/>
-              <w:right w:w="100.0" w:type="dxa"/>
-            </w:tcMar>
-            <w:vAlign w:val="top"/>
-          </w:tcPr>
-          <w:p>
-            <w:pPr>
-              <w:keepNext w:val="0"/>
-              <w:keepLines w:val="0"/>
-              <w:pageBreakBefore w:val="0"/>
-              <w:widowControl w:val="0"/>
-              <w:pBdr>
-                <w:top w:space="0" w:sz="0" w:val="nil"/>
-                <w:left w:space="0" w:sz="0" w:val="nil"/>
-                <w:bottom w:space="0" w:sz="0" w:val="nil"/>
-                <w:right w:space="0" w:sz="0" w:val="nil"/>
-                <w:between w:space="0" w:sz="0" w:val="nil"/>
-              </w:pBdr>
-              <w:shd w:fill="auto" w:val="clear"/>
-              <w:spacing w:after="0" w:before="0" w:line="240" w:lineRule="auto"/>
-              <w:ind w:left="0" w:right="0" w:firstLine="0"/>
-              <w:jc w:val="left"/>
-              <w:rPr/>
-            </w:pPr>
-            <w:r>
-              <w:rPr>
-                <w:rtl w:val="0"/>
-              </w:rPr>
-            </w:r>
-          </w:p>
-        </w:tc>
-        <w:tc>
-          <w:tcPr>
-            <w:shd w:fill="auto" w:val="clear"/>
-            <w:tcMar>
-              <w:top w:w="100.0" w:type="dxa"/>
-              <w:left w:w="100.0" w:type="dxa"/>
-              <w:bottom w:w="100.0" w:type="dxa"/>
-              <w:right w:w="100.0" w:type="dxa"/>
-            </w:tcMar>
-            <w:vAlign w:val="top"/>
-          </w:tcPr>
-          <w:p>
-            <w:pPr>
-              <w:keepNext w:val="0"/>
-              <w:keepLines w:val="0"/>
-              <w:pageBreakBefore w:val="0"/>
-              <w:widowControl w:val="0"/>
-              <w:pBdr>
-                <w:top w:space="0" w:sz="0" w:val="nil"/>
-                <w:left w:space="0" w:sz="0" w:val="nil"/>
-                <w:bottom w:space="0" w:sz="0" w:val="nil"/>
-                <w:right w:space="0" w:sz="0" w:val="nil"/>
-                <w:between w:space="0" w:sz="0" w:val="nil"/>
-              </w:pBdr>
-              <w:shd w:fill="auto" w:val="clear"/>
-              <w:spacing w:after="0" w:before="0" w:line="240" w:lineRule="auto"/>
-              <w:ind w:left="0" w:right="0" w:firstLine="0"/>
-              <w:jc w:val="left"/>
-              <w:rPr/>
-            </w:pPr>
-            <w:r>
-              <w:rPr>
-                <w:rtl w:val="0"/>
-              </w:rPr>
-            </w:r>
-          </w:p>
-        </w:tc>
-        <w:tc>
-          <w:tcPr>
-            <w:shd w:fill="auto" w:val="clear"/>
-            <w:tcMar>
-              <w:top w:w="100.0" w:type="dxa"/>
-              <w:left w:w="100.0" w:type="dxa"/>
-              <w:bottom w:w="100.0" w:type="dxa"/>
-              <w:right w:w="100.0" w:type="dxa"/>
-            </w:tcMar>
-            <w:vAlign w:val="top"/>
-          </w:tcPr>
-          <w:p>
-            <w:pPr>
-              <w:keepNext w:val="0"/>
-              <w:keepLines w:val="0"/>
-              <w:pageBreakBefore w:val="0"/>
-              <w:widowControl w:val="0"/>
-              <w:pBdr>
-                <w:top w:space="0" w:sz="0" w:val="nil"/>
-                <w:left w:space="0" w:sz="0" w:val="nil"/>
-                <w:bottom w:space="0" w:sz="0" w:val="nil"/>
-                <w:right w:space="0" w:sz="0" w:val="nil"/>
-                <w:between w:space="0" w:sz="0" w:val="nil"/>
-              </w:pBdr>
-              <w:shd w:fill="auto" w:val="clear"/>
-              <w:spacing w:after="0" w:before="0" w:line="240" w:lineRule="auto"/>
-              <w:ind w:left="0" w:right="0" w:firstLine="0"/>
-              <w:jc w:val="left"/>
-              <w:rPr/>
-            </w:pPr>
-            <w:r>
-              <w:rPr>
-                <w:rtl w:val="0"/>
-              </w:rPr>
-            </w:r>
-          </w:p>
-        </w:tc>
-        <w:tc>
-          <w:tcPr>
-            <w:shd w:fill="auto" w:val="clear"/>
-            <w:tcMar>
-              <w:top w:w="100.0" w:type="dxa"/>
-              <w:left w:w="100.0" w:type="dxa"/>
-              <w:bottom w:w="100.0" w:type="dxa"/>
-              <w:right w:w="100.0" w:type="dxa"/>
-            </w:tcMar>
-            <w:vAlign w:val="top"/>
-          </w:tcPr>
-          <w:p>
-            <w:pPr>
-              <w:keepNext w:val="0"/>
-              <w:keepLines w:val="0"/>
-              <w:pageBreakBefore w:val="0"/>
-              <w:widowControl w:val="0"/>
-              <w:pBdr>
-                <w:top w:space="0" w:sz="0" w:val="nil"/>
-                <w:left w:space="0" w:sz="0" w:val="nil"/>
-                <w:bottom w:space="0" w:sz="0" w:val="nil"/>
-                <w:right w:space="0" w:sz="0" w:val="nil"/>
-                <w:between w:space="0" w:sz="0" w:val="nil"/>
-              </w:pBdr>
-              <w:shd w:fill="auto" w:val="clear"/>
-              <w:spacing w:after="0" w:before="0" w:line="240" w:lineRule="auto"/>
-              <w:ind w:left="0" w:right="0" w:firstLine="0"/>
-              <w:jc w:val="left"/>
-              <w:rPr/>
-            </w:pPr>
-            <w:r>
-              <w:rPr>
-                <w:rtl w:val="0"/>
-              </w:rPr>
-            </w:r>
-          </w:p>
-        </w:tc>
-        <w:tc>
-          <w:tcPr>
-            <w:shd w:fill="auto" w:val="clear"/>
-            <w:tcMar>
-              <w:top w:w="100.0" w:type="dxa"/>
-              <w:left w:w="100.0" w:type="dxa"/>
-              <w:bottom w:w="100.0" w:type="dxa"/>
-              <w:right w:w="100.0" w:type="dxa"/>
-            </w:tcMar>
-            <w:vAlign w:val="top"/>
-          </w:tcPr>
-          <w:p>
-            <w:pPr>
-              <w:keepNext w:val="0"/>
-              <w:keepLines w:val="0"/>
-              <w:pageBreakBefore w:val="0"/>
-              <w:widowControl w:val="0"/>
-              <w:pBdr>
-                <w:top w:space="0" w:sz="0" w:val="nil"/>
-                <w:left w:space="0" w:sz="0" w:val="nil"/>
-                <w:bottom w:space="0" w:sz="0" w:val="nil"/>
-                <w:right w:space="0" w:sz="0" w:val="nil"/>
-                <w:between w:space="0" w:sz="0" w:val="nil"/>
-              </w:pBdr>
-              <w:shd w:fill="auto" w:val="clear"/>
-              <w:spacing w:after="0" w:before="0" w:line="240" w:lineRule="auto"/>
-              <w:ind w:left="0" w:right="0" w:firstLine="0"/>
-              <w:jc w:val="left"/>
-              <w:rPr/>
-            </w:pPr>
-            <w:r>
-              <w:rPr>
-                <w:rtl w:val="0"/>
-              </w:rPr>
-            </w:r>
-          </w:p>
-        </w:tc>
-        <w:tc>
-          <w:tcPr>
-            <w:shd w:fill="auto" w:val="clear"/>
-            <w:tcMar>
-              <w:top w:w="100.0" w:type="dxa"/>
-              <w:left w:w="100.0" w:type="dxa"/>
-              <w:bottom w:w="100.0" w:type="dxa"/>
-              <w:right w:w="100.0" w:type="dxa"/>
-            </w:tcMar>
-            <w:vAlign w:val="top"/>
-          </w:tcPr>
-          <w:p>
-            <w:pPr>
-              <w:keepNext w:val="0"/>
-              <w:keepLines w:val="0"/>
-              <w:pageBreakBefore w:val="0"/>
-              <w:widowControl w:val="0"/>
-              <w:pBdr>
-                <w:top w:space="0" w:sz="0" w:val="nil"/>
-                <w:left w:space="0" w:sz="0" w:val="nil"/>
-                <w:bottom w:space="0" w:sz="0" w:val="nil"/>
-                <w:right w:space="0" w:sz="0" w:val="nil"/>
-                <w:between w:space="0" w:sz="0" w:val="nil"/>
-              </w:pBdr>
-              <w:shd w:fill="auto" w:val="clear"/>
-              <w:spacing w:after="0" w:before="0" w:line="240" w:lineRule="auto"/>
-              <w:ind w:left="0" w:right="0" w:firstLine="0"/>
-              <w:jc w:val="left"/>
-              <w:rPr/>
-            </w:pPr>
-            <w:r>
-              <w:rPr>
-                <w:rtl w:val="0"/>
-              </w:rPr>
-            </w:r>
-          </w:p>
-        </w:tc>
-      </w:tr>
-      <w:tr>
-        <w:trPr>
-          <w:cantSplit w:val="0"/>
-          <w:tblHeader w:val="0"/>
-        </w:trPr>
-        <w:tc>
-          <w:tcPr>
-            <w:shd w:fill="auto" w:val="clear"/>
-            <w:tcMar>
-              <w:top w:w="100.0" w:type="dxa"/>
-              <w:left w:w="100.0" w:type="dxa"/>
-              <w:bottom w:w="100.0" w:type="dxa"/>
-              <w:right w:w="100.0" w:type="dxa"/>
-            </w:tcMar>
-            <w:vAlign w:val="top"/>
-          </w:tcPr>
-          <w:p>
-            <w:pPr>
-              <w:keepNext w:val="0"/>
-              <w:keepLines w:val="0"/>
-              <w:pageBreakBefore w:val="0"/>
-              <w:widowControl w:val="0"/>
-              <w:pBdr>
-                <w:top w:space="0" w:sz="0" w:val="nil"/>
-                <w:left w:space="0" w:sz="0" w:val="nil"/>
-                <w:bottom w:space="0" w:sz="0" w:val="nil"/>
-                <w:right w:space="0" w:sz="0" w:val="nil"/>
-                <w:between w:space="0" w:sz="0" w:val="nil"/>
-              </w:pBdr>
-              <w:shd w:fill="auto" w:val="clear"/>
-              <w:spacing w:after="0" w:before="0" w:line="240" w:lineRule="auto"/>
-              <w:ind w:left="0" w:right="0" w:firstLine="0"/>
-              <w:jc w:val="left"/>
-              <w:rPr/>
-            </w:pPr>
-            <w:r>
-              <w:rPr>
-                <w:rtl w:val="0"/>
-              </w:rPr>
-            </w:r>
-          </w:p>
-        </w:tc>
-        <w:tc>
-          <w:tcPr>
-            <w:shd w:fill="auto" w:val="clear"/>
-            <w:tcMar>
-              <w:top w:w="100.0" w:type="dxa"/>
-              <w:left w:w="100.0" w:type="dxa"/>
-              <w:bottom w:w="100.0" w:type="dxa"/>
-              <w:right w:w="100.0" w:type="dxa"/>
-            </w:tcMar>
-            <w:vAlign w:val="top"/>
-          </w:tcPr>
-          <w:p>
-            <w:pPr>
-              <w:keepNext w:val="0"/>
-              <w:keepLines w:val="0"/>
-              <w:pageBreakBefore w:val="0"/>
-              <w:widowControl w:val="0"/>
-              <w:pBdr>
-                <w:top w:space="0" w:sz="0" w:val="nil"/>
-                <w:left w:space="0" w:sz="0" w:val="nil"/>
-                <w:bottom w:space="0" w:sz="0" w:val="nil"/>
-                <w:right w:space="0" w:sz="0" w:val="nil"/>
-                <w:between w:space="0" w:sz="0" w:val="nil"/>
-              </w:pBdr>
-              <w:shd w:fill="auto" w:val="clear"/>
-              <w:spacing w:after="0" w:before="0" w:line="240" w:lineRule="auto"/>
-              <w:ind w:left="0" w:right="0" w:firstLine="0"/>
-              <w:jc w:val="left"/>
-              <w:rPr/>
-            </w:pPr>
-            <w:r>
-              <w:rPr>
-                <w:rtl w:val="0"/>
-              </w:rPr>
-            </w:r>
-          </w:p>
-        </w:tc>
-        <w:tc>
-          <w:tcPr>
-            <w:shd w:fill="auto" w:val="clear"/>
-            <w:tcMar>
-              <w:top w:w="100.0" w:type="dxa"/>
-              <w:left w:w="100.0" w:type="dxa"/>
-              <w:bottom w:w="100.0" w:type="dxa"/>
-              <w:right w:w="100.0" w:type="dxa"/>
-            </w:tcMar>
-            <w:vAlign w:val="top"/>
-          </w:tcPr>
-          <w:p>
-            <w:pPr>
-              <w:keepNext w:val="0"/>
-              <w:keepLines w:val="0"/>
-              <w:pageBreakBefore w:val="0"/>
-              <w:widowControl w:val="0"/>
-              <w:pBdr>
-                <w:top w:space="0" w:sz="0" w:val="nil"/>
-                <w:left w:space="0" w:sz="0" w:val="nil"/>
-                <w:bottom w:space="0" w:sz="0" w:val="nil"/>
-                <w:right w:space="0" w:sz="0" w:val="nil"/>
-                <w:between w:space="0" w:sz="0" w:val="nil"/>
-              </w:pBdr>
-              <w:shd w:fill="auto" w:val="clear"/>
-              <w:spacing w:after="0" w:before="0" w:line="240" w:lineRule="auto"/>
-              <w:ind w:left="0" w:right="0" w:firstLine="0"/>
-              <w:jc w:val="left"/>
-              <w:rPr/>
-            </w:pPr>
-            <w:r>
-              <w:rPr>
-                <w:rtl w:val="0"/>
-              </w:rPr>
-            </w:r>
-          </w:p>
-        </w:tc>
-        <w:tc>
-          <w:tcPr>
-            <w:shd w:fill="auto" w:val="clear"/>
-            <w:tcMar>
-              <w:top w:w="100.0" w:type="dxa"/>
-              <w:left w:w="100.0" w:type="dxa"/>
-              <w:bottom w:w="100.0" w:type="dxa"/>
-              <w:right w:w="100.0" w:type="dxa"/>
-            </w:tcMar>
-            <w:vAlign w:val="top"/>
-          </w:tcPr>
-          <w:p>
-            <w:pPr>
-              <w:keepNext w:val="0"/>
-              <w:keepLines w:val="0"/>
-              <w:pageBreakBefore w:val="0"/>
-              <w:widowControl w:val="0"/>
-              <w:pBdr>
-                <w:top w:space="0" w:sz="0" w:val="nil"/>
-                <w:left w:space="0" w:sz="0" w:val="nil"/>
-                <w:bottom w:space="0" w:sz="0" w:val="nil"/>
-                <w:right w:space="0" w:sz="0" w:val="nil"/>
-                <w:between w:space="0" w:sz="0" w:val="nil"/>
-              </w:pBdr>
-              <w:shd w:fill="auto" w:val="clear"/>
-              <w:spacing w:after="0" w:before="0" w:line="240" w:lineRule="auto"/>
-              <w:ind w:left="0" w:right="0" w:firstLine="0"/>
-              <w:jc w:val="left"/>
-              <w:rPr/>
-            </w:pPr>
-            <w:r>
-              <w:rPr>
-                <w:rtl w:val="0"/>
-              </w:rPr>
-            </w:r>
-          </w:p>
-        </w:tc>
-        <w:tc>
-          <w:tcPr>
-            <w:shd w:fill="auto" w:val="clear"/>
-            <w:tcMar>
-              <w:top w:w="100.0" w:type="dxa"/>
-              <w:left w:w="100.0" w:type="dxa"/>
-              <w:bottom w:w="100.0" w:type="dxa"/>
-              <w:right w:w="100.0" w:type="dxa"/>
-            </w:tcMar>
-            <w:vAlign w:val="top"/>
-          </w:tcPr>
-          <w:p>
-            <w:pPr>
-              <w:keepNext w:val="0"/>
-              <w:keepLines w:val="0"/>
-              <w:pageBreakBefore w:val="0"/>
-              <w:widowControl w:val="0"/>
-              <w:pBdr>
-                <w:top w:space="0" w:sz="0" w:val="nil"/>
-                <w:left w:space="0" w:sz="0" w:val="nil"/>
-                <w:bottom w:space="0" w:sz="0" w:val="nil"/>
-                <w:right w:space="0" w:sz="0" w:val="nil"/>
-                <w:between w:space="0" w:sz="0" w:val="nil"/>
-              </w:pBdr>
-              <w:shd w:fill="auto" w:val="clear"/>
-              <w:spacing w:after="0" w:before="0" w:line="240" w:lineRule="auto"/>
-              <w:ind w:left="0" w:right="0" w:firstLine="0"/>
-              <w:jc w:val="left"/>
-              <w:rPr/>
-            </w:pPr>
-            <w:r>
-              <w:rPr>
-                <w:rtl w:val="0"/>
-              </w:rPr>
-            </w:r>
-          </w:p>
-        </w:tc>
-        <w:tc>
-          <w:tcPr>
-            <w:shd w:fill="auto" w:val="clear"/>
-            <w:tcMar>
-              <w:top w:w="100.0" w:type="dxa"/>
-              <w:left w:w="100.0" w:type="dxa"/>
-              <w:bottom w:w="100.0" w:type="dxa"/>
-              <w:right w:w="100.0" w:type="dxa"/>
-            </w:tcMar>
-            <w:vAlign w:val="top"/>
-          </w:tcPr>
-          <w:p>
-            <w:pPr>
-              <w:keepNext w:val="0"/>
-              <w:keepLines w:val="0"/>
-              <w:pageBreakBefore w:val="0"/>
-              <w:widowControl w:val="0"/>
-              <w:pBdr>
-                <w:top w:space="0" w:sz="0" w:val="nil"/>
-                <w:left w:space="0" w:sz="0" w:val="nil"/>
-                <w:bottom w:space="0" w:sz="0" w:val="nil"/>
-                <w:right w:space="0" w:sz="0" w:val="nil"/>
-                <w:between w:space="0" w:sz="0" w:val="nil"/>
-              </w:pBdr>
-              <w:shd w:fill="auto" w:val="clear"/>
-              <w:spacing w:after="0" w:before="0" w:line="240" w:lineRule="auto"/>
-              <w:ind w:left="0" w:right="0" w:firstLine="0"/>
-              <w:jc w:val="left"/>
-              <w:rPr/>
-            </w:pPr>
-            <w:r>
-              <w:rPr>
-                <w:rtl w:val="0"/>
-              </w:rPr>
-            </w:r>
-          </w:p>
-        </w:tc>
-      </w:tr>
-      <w:tr>
-        <w:trPr>
-          <w:cantSplit w:val="0"/>
-          <w:tblHeader w:val="0"/>
-        </w:trPr>
-        <w:tc>
-          <w:tcPr>
-            <w:shd w:fill="auto" w:val="clear"/>
-            <w:tcMar>
-              <w:top w:w="100.0" w:type="dxa"/>
-              <w:left w:w="100.0" w:type="dxa"/>
-              <w:bottom w:w="100.0" w:type="dxa"/>
-              <w:right w:w="100.0" w:type="dxa"/>
-            </w:tcMar>
-            <w:vAlign w:val="top"/>
-          </w:tcPr>
-          <w:p>
-            <w:pPr>
-              <w:keepNext w:val="0"/>
-              <w:keepLines w:val="0"/>
-              <w:pageBreakBefore w:val="0"/>
-              <w:widowControl w:val="0"/>
-              <w:pBdr>
-                <w:top w:space="0" w:sz="0" w:val="nil"/>
-                <w:left w:space="0" w:sz="0" w:val="nil"/>
-                <w:bottom w:space="0" w:sz="0" w:val="nil"/>
-                <w:right w:space="0" w:sz="0" w:val="nil"/>
-                <w:between w:space="0" w:sz="0" w:val="nil"/>
-              </w:pBdr>
-              <w:shd w:fill="auto" w:val="clear"/>
-              <w:spacing w:after="0" w:before="0" w:line="240" w:lineRule="auto"/>
-              <w:ind w:left="0" w:right="0" w:firstLine="0"/>
-              <w:jc w:val="left"/>
-              <w:rPr/>
-            </w:pPr>
-            <w:r>
-              <w:rPr>
-                <w:rtl w:val="0"/>
-              </w:rPr>
-            </w:r>
-          </w:p>
-        </w:tc>
-        <w:tc>
-          <w:tcPr>
-            <w:shd w:fill="auto" w:val="clear"/>
-            <w:tcMar>
-              <w:top w:w="100.0" w:type="dxa"/>
-              <w:left w:w="100.0" w:type="dxa"/>
-              <w:bottom w:w="100.0" w:type="dxa"/>
-              <w:right w:w="100.0" w:type="dxa"/>
-            </w:tcMar>
-            <w:vAlign w:val="top"/>
-          </w:tcPr>
-          <w:p>
-            <w:pPr>
-              <w:keepNext w:val="0"/>
-              <w:keepLines w:val="0"/>
-              <w:pageBreakBefore w:val="0"/>
-              <w:widowControl w:val="0"/>
-              <w:pBdr>
-                <w:top w:space="0" w:sz="0" w:val="nil"/>
-                <w:left w:space="0" w:sz="0" w:val="nil"/>
-                <w:bottom w:space="0" w:sz="0" w:val="nil"/>
-                <w:right w:space="0" w:sz="0" w:val="nil"/>
-                <w:between w:space="0" w:sz="0" w:val="nil"/>
-              </w:pBdr>
-              <w:shd w:fill="auto" w:val="clear"/>
-              <w:spacing w:after="0" w:before="0" w:line="240" w:lineRule="auto"/>
-              <w:ind w:left="0" w:right="0" w:firstLine="0"/>
-              <w:jc w:val="left"/>
-              <w:rPr/>
-            </w:pPr>
-            <w:r>
-              <w:rPr>
-                <w:rtl w:val="0"/>
-              </w:rPr>
-            </w:r>
-          </w:p>
-        </w:tc>
-        <w:tc>
-          <w:tcPr>
-            <w:shd w:fill="auto" w:val="clear"/>
-            <w:tcMar>
-              <w:top w:w="100.0" w:type="dxa"/>
-              <w:left w:w="100.0" w:type="dxa"/>
-              <w:bottom w:w="100.0" w:type="dxa"/>
-              <w:right w:w="100.0" w:type="dxa"/>
-            </w:tcMar>
-            <w:vAlign w:val="top"/>
-          </w:tcPr>
-          <w:p>
-            <w:pPr>
-              <w:keepNext w:val="0"/>
-              <w:keepLines w:val="0"/>
-              <w:pageBreakBefore w:val="0"/>
-              <w:widowControl w:val="0"/>
-              <w:pBdr>
-                <w:top w:space="0" w:sz="0" w:val="nil"/>
-                <w:left w:space="0" w:sz="0" w:val="nil"/>
-                <w:bottom w:space="0" w:sz="0" w:val="nil"/>
-                <w:right w:space="0" w:sz="0" w:val="nil"/>
-                <w:between w:space="0" w:sz="0" w:val="nil"/>
-              </w:pBdr>
-              <w:shd w:fill="auto" w:val="clear"/>
-              <w:spacing w:after="0" w:before="0" w:line="240" w:lineRule="auto"/>
-              <w:ind w:left="0" w:right="0" w:firstLine="0"/>
-              <w:jc w:val="left"/>
-              <w:rPr/>
-            </w:pPr>
-            <w:r>
-              <w:rPr>
-                <w:rtl w:val="0"/>
-              </w:rPr>
-            </w:r>
-          </w:p>
-        </w:tc>
-        <w:tc>
-          <w:tcPr>
-            <w:shd w:fill="auto" w:val="clear"/>
-            <w:tcMar>
-              <w:top w:w="100.0" w:type="dxa"/>
-              <w:left w:w="100.0" w:type="dxa"/>
-              <w:bottom w:w="100.0" w:type="dxa"/>
-              <w:right w:w="100.0" w:type="dxa"/>
-            </w:tcMar>
-            <w:vAlign w:val="top"/>
-          </w:tcPr>
-          <w:p>
-            <w:pPr>
-              <w:keepNext w:val="0"/>
-              <w:keepLines w:val="0"/>
-              <w:pageBreakBefore w:val="0"/>
-              <w:widowControl w:val="0"/>
-              <w:pBdr>
-                <w:top w:space="0" w:sz="0" w:val="nil"/>
-                <w:left w:space="0" w:sz="0" w:val="nil"/>
-                <w:bottom w:space="0" w:sz="0" w:val="nil"/>
-                <w:right w:space="0" w:sz="0" w:val="nil"/>
-                <w:between w:space="0" w:sz="0" w:val="nil"/>
-              </w:pBdr>
-              <w:shd w:fill="auto" w:val="clear"/>
-              <w:spacing w:after="0" w:before="0" w:line="240" w:lineRule="auto"/>
-              <w:ind w:left="0" w:right="0" w:firstLine="0"/>
-              <w:jc w:val="left"/>
-              <w:rPr/>
-            </w:pPr>
-            <w:r>
-              <w:rPr>
-                <w:rtl w:val="0"/>
-              </w:rPr>
-            </w:r>
-          </w:p>
-        </w:tc>
-        <w:tc>
-          <w:tcPr>
-            <w:shd w:fill="auto" w:val="clear"/>
-            <w:tcMar>
-              <w:top w:w="100.0" w:type="dxa"/>
-              <w:left w:w="100.0" w:type="dxa"/>
-              <w:bottom w:w="100.0" w:type="dxa"/>
-              <w:right w:w="100.0" w:type="dxa"/>
-            </w:tcMar>
-            <w:vAlign w:val="top"/>
-          </w:tcPr>
-          <w:p>
-            <w:pPr>
-              <w:keepNext w:val="0"/>
-              <w:keepLines w:val="0"/>
-              <w:pageBreakBefore w:val="0"/>
-              <w:widowControl w:val="0"/>
-              <w:pBdr>
-                <w:top w:space="0" w:sz="0" w:val="nil"/>
-                <w:left w:space="0" w:sz="0" w:val="nil"/>
-                <w:bottom w:space="0" w:sz="0" w:val="nil"/>
-                <w:right w:space="0" w:sz="0" w:val="nil"/>
-                <w:between w:space="0" w:sz="0" w:val="nil"/>
-              </w:pBdr>
-              <w:shd w:fill="auto" w:val="clear"/>
-              <w:spacing w:after="0" w:before="0" w:line="240" w:lineRule="auto"/>
-              <w:ind w:left="0" w:right="0" w:firstLine="0"/>
-              <w:jc w:val="left"/>
-              <w:rPr/>
-            </w:pPr>
-            <w:r>
-              <w:rPr>
-                <w:rtl w:val="0"/>
-              </w:rPr>
-            </w:r>
-          </w:p>
-        </w:tc>
-        <w:tc>
-          <w:tcPr>
-            <w:shd w:fill="auto" w:val="clear"/>
-            <w:tcMar>
-              <w:top w:w="100.0" w:type="dxa"/>
-              <w:left w:w="100.0" w:type="dxa"/>
-              <w:bottom w:w="100.0" w:type="dxa"/>
-              <w:right w:w="100.0" w:type="dxa"/>
-            </w:tcMar>
-            <w:vAlign w:val="top"/>
-          </w:tcPr>
-          <w:p>
-            <w:pPr>
-              <w:keepNext w:val="0"/>
-              <w:keepLines w:val="0"/>
-              <w:pageBreakBefore w:val="0"/>
-              <w:widowControl w:val="0"/>
-              <w:pBdr>
-                <w:top w:space="0" w:sz="0" w:val="nil"/>
-                <w:left w:space="0" w:sz="0" w:val="nil"/>
-                <w:bottom w:space="0" w:sz="0" w:val="nil"/>
-                <w:right w:space="0" w:sz="0" w:val="nil"/>
-                <w:between w:space="0" w:sz="0" w:val="nil"/>
-              </w:pBdr>
-              <w:shd w:fill="auto" w:val="clear"/>
-              <w:spacing w:after="0" w:before="0" w:line="240" w:lineRule="auto"/>
-              <w:ind w:left="0" w:right="0" w:firstLine="0"/>
-              <w:jc w:val="left"/>
-              <w:rPr/>
-            </w:pPr>
-            <w:r>
-              <w:rPr>
-                <w:rtl w:val="0"/>
-              </w:rPr>
+              <w:t xml:space="preserve">{{ entity.legal_description }}{%tr endfor %}</w:t>
             </w:r>
           </w:p>
         </w:tc>

--- a/rrg-commercial-pa/templates/commercial_pa.docx
+++ b/rrg-commercial-pa/templates/commercial_pa.docx
@@ -10590,44 +10590,60 @@
         </w:tc>
       </w:tr>
       <w:tr>
-        <w:trPr>
-          <w:cantSplit w:val="0"/>
-          <w:tblHeader w:val="0"/>
-        </w:trPr>
         <w:tc>
           <w:tcPr>
-            <w:tcBorders>
-              <w:top w:color="ffffff" w:space="0" w:sz="8" w:val="single"/>
-            </w:tcBorders>
-            <w:shd w:fill="auto" w:val="clear"/>
-            <w:tcMar>
-              <w:top w:w="100.0" w:type="dxa"/>
-              <w:left w:w="100.0" w:type="dxa"/>
-              <w:bottom w:w="100.0" w:type="dxa"/>
-              <w:right w:w="100.0" w:type="dxa"/>
-            </w:tcMar>
-            <w:vAlign w:val="top"/>
             <w:tcW w:w="1400" w:type="dxa"/>
           </w:tcPr>
           <w:p>
             <w:r>
-              <w:t xml:space="preserve">{%tr for entity in exhibit_a_entities %}{{ entity.name }}</w:t>
+              <w:t xml:space="preserve">{%tr for entity in exhibit_a_entities %}</w:t>
             </w:r>
           </w:p>
         </w:tc>
         <w:tc>
           <w:tcPr>
-            <w:tcBorders>
-              <w:top w:color="ffffff" w:space="0" w:sz="8" w:val="single"/>
-            </w:tcBorders>
-            <w:shd w:fill="auto" w:val="clear"/>
-            <w:tcMar>
-              <w:top w:w="100.0" w:type="dxa"/>
-              <w:left w:w="100.0" w:type="dxa"/>
-              <w:bottom w:w="100.0" w:type="dxa"/>
-              <w:right w:w="100.0" w:type="dxa"/>
-            </w:tcMar>
-            <w:vAlign w:val="top"/>
+            <w:tcW w:w="2200" w:type="dxa"/>
+          </w:tcPr>
+          <w:p/>
+        </w:tc>
+        <w:tc>
+          <w:tcPr>
+            <w:tcW w:w="1500" w:type="dxa"/>
+          </w:tcPr>
+          <w:p/>
+        </w:tc>
+        <w:tc>
+          <w:tcPr>
+            <w:tcW w:w="1200" w:type="dxa"/>
+          </w:tcPr>
+          <w:p/>
+        </w:tc>
+        <w:tc>
+          <w:tcPr>
+            <w:tcW w:w="1800" w:type="dxa"/>
+          </w:tcPr>
+          <w:p/>
+        </w:tc>
+        <w:tc>
+          <w:tcPr>
+            <w:tcW w:w="2553" w:type="dxa"/>
+          </w:tcPr>
+          <w:p/>
+        </w:tc>
+      </w:tr>
+      <w:tr>
+        <w:tc>
+          <w:tcPr>
+            <w:tcW w:w="1400" w:type="dxa"/>
+          </w:tcPr>
+          <w:p>
+            <w:r>
+              <w:t xml:space="preserve">{{ entity.name }}</w:t>
+            </w:r>
+          </w:p>
+        </w:tc>
+        <w:tc>
+          <w:tcPr>
             <w:tcW w:w="2200" w:type="dxa"/>
           </w:tcPr>
           <w:p>
@@ -10638,17 +10654,6 @@
         </w:tc>
         <w:tc>
           <w:tcPr>
-            <w:tcBorders>
-              <w:top w:color="ffffff" w:space="0" w:sz="8" w:val="single"/>
-            </w:tcBorders>
-            <w:shd w:fill="auto" w:val="clear"/>
-            <w:tcMar>
-              <w:top w:w="100.0" w:type="dxa"/>
-              <w:left w:w="100.0" w:type="dxa"/>
-              <w:bottom w:w="100.0" w:type="dxa"/>
-              <w:right w:w="100.0" w:type="dxa"/>
-            </w:tcMar>
-            <w:vAlign w:val="top"/>
             <w:tcW w:w="1500" w:type="dxa"/>
           </w:tcPr>
           <w:p>
@@ -10659,17 +10664,6 @@
         </w:tc>
         <w:tc>
           <w:tcPr>
-            <w:tcBorders>
-              <w:top w:color="ffffff" w:space="0" w:sz="8" w:val="single"/>
-            </w:tcBorders>
-            <w:shd w:fill="auto" w:val="clear"/>
-            <w:tcMar>
-              <w:top w:w="100.0" w:type="dxa"/>
-              <w:left w:w="100.0" w:type="dxa"/>
-              <w:bottom w:w="100.0" w:type="dxa"/>
-              <w:right w:w="100.0" w:type="dxa"/>
-            </w:tcMar>
-            <w:vAlign w:val="top"/>
             <w:tcW w:w="1200" w:type="dxa"/>
           </w:tcPr>
           <w:p>
@@ -10680,17 +10674,6 @@
         </w:tc>
         <w:tc>
           <w:tcPr>
-            <w:tcBorders>
-              <w:top w:color="ffffff" w:space="0" w:sz="8" w:val="single"/>
-            </w:tcBorders>
-            <w:shd w:fill="auto" w:val="clear"/>
-            <w:tcMar>
-              <w:top w:w="100.0" w:type="dxa"/>
-              <w:left w:w="100.0" w:type="dxa"/>
-              <w:bottom w:w="100.0" w:type="dxa"/>
-              <w:right w:w="100.0" w:type="dxa"/>
-            </w:tcMar>
-            <w:vAlign w:val="top"/>
             <w:tcW w:w="1800" w:type="dxa"/>
           </w:tcPr>
           <w:p>
@@ -10701,24 +10684,55 @@
         </w:tc>
         <w:tc>
           <w:tcPr>
-            <w:tcBorders>
-              <w:top w:color="ffffff" w:space="0" w:sz="8" w:val="single"/>
-            </w:tcBorders>
-            <w:shd w:fill="auto" w:val="clear"/>
-            <w:tcMar>
-              <w:top w:w="100.0" w:type="dxa"/>
-              <w:left w:w="100.0" w:type="dxa"/>
-              <w:bottom w:w="100.0" w:type="dxa"/>
-              <w:right w:w="100.0" w:type="dxa"/>
-            </w:tcMar>
-            <w:vAlign w:val="top"/>
             <w:tcW w:w="2553" w:type="dxa"/>
           </w:tcPr>
           <w:p>
             <w:r>
-              <w:t xml:space="preserve">{{ entity.legal_description }}{%tr endfor %}</w:t>
+              <w:t xml:space="preserve">{{ entity.legal_description }}</w:t>
             </w:r>
           </w:p>
+        </w:tc>
+      </w:tr>
+      <w:tr>
+        <w:tc>
+          <w:tcPr>
+            <w:tcW w:w="1400" w:type="dxa"/>
+          </w:tcPr>
+          <w:p>
+            <w:r>
+              <w:t xml:space="preserve">{%tr endfor %}</w:t>
+            </w:r>
+          </w:p>
+        </w:tc>
+        <w:tc>
+          <w:tcPr>
+            <w:tcW w:w="2200" w:type="dxa"/>
+          </w:tcPr>
+          <w:p/>
+        </w:tc>
+        <w:tc>
+          <w:tcPr>
+            <w:tcW w:w="1500" w:type="dxa"/>
+          </w:tcPr>
+          <w:p/>
+        </w:tc>
+        <w:tc>
+          <w:tcPr>
+            <w:tcW w:w="1200" w:type="dxa"/>
+          </w:tcPr>
+          <w:p/>
+        </w:tc>
+        <w:tc>
+          <w:tcPr>
+            <w:tcW w:w="1800" w:type="dxa"/>
+          </w:tcPr>
+          <w:p/>
+        </w:tc>
+        <w:tc>
+          <w:tcPr>
+            <w:tcW w:w="2553" w:type="dxa"/>
+          </w:tcPr>
+          <w:p/>
         </w:tc>
       </w:tr>
     </w:tbl>

--- a/rrg-commercial-pa/templates/commercial_pa.docx
+++ b/rrg-commercial-pa/templates/commercial_pa.docx
@@ -10209,6 +10209,11 @@
         <w:rPr>
           <w:rtl w:val="0"/>
         </w:rPr>
+      </w:r>
+    </w:p>
+    <w:p>
+      <w:r>
+        <w:t xml:space="preserve">{%p if use_exhibit_a %}</w:t>
       </w:r>
     </w:p>
     <w:p>
@@ -10737,6 +10742,11 @@
       </w:tr>
     </w:tbl>
     <w:p>
+      <w:r>
+        <w:t xml:space="preserve">{%p endif %}</w:t>
+      </w:r>
+    </w:p>
+    <w:p>
       <w:pPr>
         <w:rPr/>
       </w:pPr>

--- a/rrg-commercial-pa/templates/commercial_pa.docx
+++ b/rrg-commercial-pa/templates/commercial_pa.docx
@@ -10742,18 +10742,18 @@
       </w:tr>
     </w:tbl>
     <w:p>
+      <w:pPr>
+        <w:rPr/>
+      </w:pPr>
+      <w:r>
+        <w:rPr>
+          <w:rtl w:val="0"/>
+        </w:rPr>
+      </w:r>
+    </w:p>
+    <w:p>
       <w:r>
         <w:t xml:space="preserve">{%p endif %}</w:t>
-      </w:r>
-    </w:p>
-    <w:p>
-      <w:pPr>
-        <w:rPr/>
-      </w:pPr>
-      <w:r>
-        <w:rPr>
-          <w:rtl w:val="0"/>
-        </w:rPr>
       </w:r>
     </w:p>
     <w:sectPr>

--- a/rrg-commercial-pa/templates/commercial_pa.docx
+++ b/rrg-commercial-pa/templates/commercial_pa.docx
@@ -10202,18 +10202,21 @@
         </w:rPr>
         <w:t xml:space="preserve">Its: ___________________________________ </w:t>
       </w:r>
+      <w:r/>
+      <w:r>
+        <w:rPr>
+          <w:rtl w:val="0"/>
+        </w:rPr>
+      </w:r>
+    </w:p>
+    <w:p>
+      <w:r>
+        <w:t xml:space="preserve">{%p if use_exhibit_a %}</w:t>
+      </w:r>
+    </w:p>
+    <w:p>
       <w:r>
         <w:br w:type="page"/>
-      </w:r>
-      <w:r>
-        <w:rPr>
-          <w:rtl w:val="0"/>
-        </w:rPr>
-      </w:r>
-    </w:p>
-    <w:p>
-      <w:r>
-        <w:t xml:space="preserve">{%p if use_exhibit_a %}</w:t>
       </w:r>
     </w:p>
     <w:p>

--- a/rrg-commercial-pa/templates/commercial_pa.docx
+++ b/rrg-commercial-pa/templates/commercial_pa.docx
@@ -10215,11 +10215,6 @@
       </w:r>
     </w:p>
     <w:p>
-      <w:r>
-        <w:br w:type="page"/>
-      </w:r>
-    </w:p>
-    <w:p>
       <w:pPr>
         <w:pStyle w:val="Heading1"/>
         <w:widowControl w:val="0"/>
@@ -10227,6 +10222,7 @@
         <w:ind w:left="18.199996948242188" w:right="808.13720703125" w:hanging="3.4000015258789062"/>
         <w:jc w:val="center"/>
         <w:rPr/>
+        <w:pageBreakBefore w:val="1"/>
       </w:pPr>
       <w:bookmarkStart w:colFirst="0" w:colLast="0" w:name="_o70l0rdyi4ht" w:id="0"/>
       <w:bookmarkEnd w:id="0"/>
@@ -10264,12 +10260,12 @@
         <w:tblLook w:val="0600"/>
       </w:tblPr>
       <w:tblGrid>
+        <w:gridCol w:w="1200"/>
+        <w:gridCol w:w="2000"/>
+        <w:gridCol w:w="1600"/>
         <w:gridCol w:w="1400"/>
-        <w:gridCol w:w="2200"/>
-        <w:gridCol w:w="1500"/>
-        <w:gridCol w:w="1200"/>
         <w:gridCol w:w="1800"/>
-        <w:gridCol w:w="2553"/>
+        <w:gridCol w:w="2653"/>
         <w:tblGridChange w:id="0">
           <w:tblGrid>
             <w:gridCol w:w="2663.234214782715"/>
@@ -10300,7 +10296,7 @@
               <w:right w:w="100.0" w:type="dxa"/>
             </w:tcMar>
             <w:vAlign w:val="top"/>
-            <w:tcW w:w="1400" w:type="dxa"/>
+            <w:tcW w:w="1200" w:type="dxa"/>
           </w:tcPr>
           <w:p>
             <w:pPr>
@@ -10352,7 +10348,7 @@
               <w:right w:w="100.0" w:type="dxa"/>
             </w:tcMar>
             <w:vAlign w:val="top"/>
-            <w:tcW w:w="2200" w:type="dxa"/>
+            <w:tcW w:w="2000" w:type="dxa"/>
           </w:tcPr>
           <w:p>
             <w:pPr>
@@ -10404,7 +10400,7 @@
               <w:right w:w="100.0" w:type="dxa"/>
             </w:tcMar>
             <w:vAlign w:val="top"/>
-            <w:tcW w:w="1500" w:type="dxa"/>
+            <w:tcW w:w="1600" w:type="dxa"/>
           </w:tcPr>
           <w:p>
             <w:pPr>
@@ -10456,7 +10452,7 @@
               <w:right w:w="100.0" w:type="dxa"/>
             </w:tcMar>
             <w:vAlign w:val="top"/>
-            <w:tcW w:w="1200" w:type="dxa"/>
+            <w:tcW w:w="1400" w:type="dxa"/>
           </w:tcPr>
           <w:p>
             <w:pPr>
@@ -10560,7 +10556,7 @@
               <w:right w:w="100.0" w:type="dxa"/>
             </w:tcMar>
             <w:vAlign w:val="top"/>
-            <w:tcW w:w="2553" w:type="dxa"/>
+            <w:tcW w:w="2653" w:type="dxa"/>
           </w:tcPr>
           <w:p>
             <w:pPr>
@@ -10600,7 +10596,7 @@
       <w:tr>
         <w:tc>
           <w:tcPr>
-            <w:tcW w:w="1400" w:type="dxa"/>
+            <w:tcW w:w="1200" w:type="dxa"/>
           </w:tcPr>
           <w:p>
             <w:r>
@@ -10610,19 +10606,19 @@
         </w:tc>
         <w:tc>
           <w:tcPr>
-            <w:tcW w:w="2200" w:type="dxa"/>
+            <w:tcW w:w="2000" w:type="dxa"/>
           </w:tcPr>
           <w:p/>
         </w:tc>
         <w:tc>
           <w:tcPr>
-            <w:tcW w:w="1500" w:type="dxa"/>
+            <w:tcW w:w="1600" w:type="dxa"/>
           </w:tcPr>
           <w:p/>
         </w:tc>
         <w:tc>
           <w:tcPr>
-            <w:tcW w:w="1200" w:type="dxa"/>
+            <w:tcW w:w="1400" w:type="dxa"/>
           </w:tcPr>
           <w:p/>
         </w:tc>
@@ -10634,7 +10630,7 @@
         </w:tc>
         <w:tc>
           <w:tcPr>
-            <w:tcW w:w="2553" w:type="dxa"/>
+            <w:tcW w:w="2653" w:type="dxa"/>
           </w:tcPr>
           <w:p/>
         </w:tc>
@@ -10642,7 +10638,7 @@
       <w:tr>
         <w:tc>
           <w:tcPr>
-            <w:tcW w:w="1400" w:type="dxa"/>
+            <w:tcW w:w="1200" w:type="dxa"/>
           </w:tcPr>
           <w:p>
             <w:r>
@@ -10652,7 +10648,7 @@
         </w:tc>
         <w:tc>
           <w:tcPr>
-            <w:tcW w:w="2200" w:type="dxa"/>
+            <w:tcW w:w="2000" w:type="dxa"/>
           </w:tcPr>
           <w:p>
             <w:r>
@@ -10662,7 +10658,7 @@
         </w:tc>
         <w:tc>
           <w:tcPr>
-            <w:tcW w:w="1500" w:type="dxa"/>
+            <w:tcW w:w="1600" w:type="dxa"/>
           </w:tcPr>
           <w:p>
             <w:r>
@@ -10672,7 +10668,7 @@
         </w:tc>
         <w:tc>
           <w:tcPr>
-            <w:tcW w:w="1200" w:type="dxa"/>
+            <w:tcW w:w="1400" w:type="dxa"/>
           </w:tcPr>
           <w:p>
             <w:r>
@@ -10692,7 +10688,7 @@
         </w:tc>
         <w:tc>
           <w:tcPr>
-            <w:tcW w:w="2553" w:type="dxa"/>
+            <w:tcW w:w="2653" w:type="dxa"/>
           </w:tcPr>
           <w:p>
             <w:r>
@@ -10704,7 +10700,7 @@
       <w:tr>
         <w:tc>
           <w:tcPr>
-            <w:tcW w:w="1400" w:type="dxa"/>
+            <w:tcW w:w="1200" w:type="dxa"/>
           </w:tcPr>
           <w:p>
             <w:r>
@@ -10714,19 +10710,19 @@
         </w:tc>
         <w:tc>
           <w:tcPr>
-            <w:tcW w:w="2200" w:type="dxa"/>
+            <w:tcW w:w="2000" w:type="dxa"/>
           </w:tcPr>
           <w:p/>
         </w:tc>
         <w:tc>
           <w:tcPr>
-            <w:tcW w:w="1500" w:type="dxa"/>
+            <w:tcW w:w="1600" w:type="dxa"/>
           </w:tcPr>
           <w:p/>
         </w:tc>
         <w:tc>
           <w:tcPr>
-            <w:tcW w:w="1200" w:type="dxa"/>
+            <w:tcW w:w="1400" w:type="dxa"/>
           </w:tcPr>
           <w:p/>
         </w:tc>
@@ -10738,7 +10734,7 @@
         </w:tc>
         <w:tc>
           <w:tcPr>
-            <w:tcW w:w="2553" w:type="dxa"/>
+            <w:tcW w:w="2653" w:type="dxa"/>
           </w:tcPr>
           <w:p/>
         </w:tc>

--- a/rrg-commercial-pa/templates/commercial_pa.docx
+++ b/rrg-commercial-pa/templates/commercial_pa.docx
@@ -737,7 +737,7 @@
           <w:vertAlign w:val="baseline"/>
           <w:rtl w:val="0"/>
         </w:rPr>
-        <w:t xml:space="preserve">The purchase price ("Purchase Price") for the Property shall be {{ purchase_price_words }} (${{ purchase_price_number }}) Dollars. </w:t>
+        <w:t xml:space="preserve">The purchase price ("Purchase Price") for the Property shall be {{ purchase_price_words }} ({{ purchase_price_number }}). </w:t>
       </w:r>
       <w:r>
         <w:rPr>
@@ -1077,7 +1077,7 @@
           <w:vertAlign w:val="baseline"/>
           <w:rtl w:val="0"/>
         </w:rPr>
-        <w:t xml:space="preserve"> {% if payment_land_contract %}[X]{% else %}[ ]{% endif %} Land Contract. Purchaser shall pay the full Purchase Price, including any adjustments or prorations contained herein, to Seller at Closing pursuant to a mutually acceptable Land Contract. The Land Contract shall provide for a down payment of ${{ lc_down_payment }} at closing and payment of the balance of ${{ lc_balance }}, including interest at the rate of {{ lc_interest_rate }} percent ({{ lc_interest_rate }}%) per annum, amortized over {{ lc_amortization_years }} years, with interest to start on the closing date. A final "balloon payment" consisting of the entire unpaid principal balance and all accrued and unpaid interest will become due and payable {{ lc_balloon_months }} months after closing. </w:t>
+        <w:t xml:space="preserve"> {% if payment_land_contract %}[X]{% else %}[ ]{% endif %} Land Contract. Purchaser shall pay the full Purchase Price, including any adjustments or prorations contained herein, to Seller at Closing pursuant to a mutually acceptable Land Contract. The Land Contract shall provide for a down payment of {{ lc_down_payment }} at closing and payment of the balance of {{ lc_balance }}, including interest at the rate of {{ lc_interest_rate }} percent ({{ lc_interest_rate }}%) per annum, amortized over {{ lc_amortization_years }} years, with interest to start on the closing date. A final "balloon payment" consisting of the entire unpaid principal balance and all accrued and unpaid interest will become due and payable {{ lc_balloon_months }} months after closing. </w:t>
       </w:r>
       <w:r>
         <w:rPr>
@@ -1391,7 +1391,7 @@
           <w:vertAlign w:val="baseline"/>
           <w:rtl w:val="0"/>
         </w:rPr>
-        <w:t xml:space="preserve">earnest money deposit in the amount of {{ earnest_money_words }} (${{ earnest_money_number }}) Dollars (the "Deposit"). If Purchaser fails to deliver the Deposit timely, Purchaser shall be in default and Seller may terminate this Agreement upon notice to Purchaser. The Deposit shall be refunded to Purchaser in the event this Agreement is properly terminated by Purchaser under the terms and conditions provided for herein; retained by Seller; or applied to the Purchase Price at Closing. </w:t>
+        <w:t xml:space="preserve">earnest money deposit in the amount of {{ earnest_money_words }} ({{ earnest_money_number }}) (the "Deposit"). If Purchaser fails to deliver the Deposit timely, Purchaser shall be in default and Seller may terminate this Agreement upon notice to Purchaser. The Deposit shall be refunded to Purchaser in the event this Agreement is properly terminated by Purchaser under the terms and conditions provided for herein; retained by Seller; or applied to the Purchase Price at Closing. </w:t>
       </w:r>
       <w:r>
         <w:rPr>
@@ -5934,7 +5934,7 @@
           <w:vertAlign w:val="baseline"/>
           <w:rtl w:val="0"/>
         </w:rPr>
-        <w:t xml:space="preserve">Seller agrees to pay {{ broker_name }} a brokerage fee of ${{ broker_commission_amount }} ({{ broker_commission_pct }} of ${{ purchase_price_number }}) at closing. Additionally, the seller is represented by {{ seller_broker_name }} with {{ seller_broker_company }}, whose compensation is outlined in a separate agreement. </w:t>
+        <w:t xml:space="preserve">Seller agrees to pay {{ broker_name }} a brokerage fee of {{ broker_commission_amount }} ({{ broker_commission_pct }} of {{ purchase_price_number }}) at closing. Additionally, the seller is represented by {{ seller_broker_name }} with {{ seller_broker_company }}, whose compensation is outlined in a separate agreement. </w:t>
       </w:r>
       <w:r>
         <w:rPr>

--- a/rrg-commercial-pa/templates/commercial_pa.docx
+++ b/rrg-commercial-pa/templates/commercial_pa.docx
@@ -5934,7 +5934,7 @@
           <w:vertAlign w:val="baseline"/>
           <w:rtl w:val="0"/>
         </w:rPr>
-        <w:t xml:space="preserve">Seller agrees to pay {{ broker_name }} a brokerage fee of {{ broker_commission_amount }} ({{ broker_commission_pct }} of {{ purchase_price_number }}) at closing. Additionally, the seller is represented by {{ seller_broker_name }} with {{ seller_broker_company }}, whose compensation is outlined in a separate agreement. </w:t>
+        <w:t xml:space="preserve">Seller agrees to pay {{ broker_name }} a brokerage fee of {{ broker_commission_description }} at closing. Additionally, the seller is represented by {{ seller_broker_name }} with {{ seller_broker_company }}, whose compensation is outlined in a separate agreement. </w:t>
       </w:r>
       <w:r>
         <w:rPr>

--- a/rrg-commercial-pa/templates/commercial_pa.docx
+++ b/rrg-commercial-pa/templates/commercial_pa.docx
@@ -4882,6 +4882,7 @@
           <w:vertAlign w:val="baseline"/>
         </w:rPr>
         <w:sectPr>
+          <w:type w:val="continuous"/>
           <w:pgSz w:h="16820" w:w="11900" w:orient="portrait"/>
           <w:pgMar w:bottom="519.0000152587891" w:top="576.600341796875" w:left="623.6000061035156" w:right="623.463134765625" w:header="0" w:footer="720"/>
           <w:pgNumType w:start="1"/>

--- a/rrg-commercial-pa/templates/commercial_pa.docx
+++ b/rrg-commercial-pa/templates/commercial_pa.docx
@@ -4881,12 +4881,6 @@
         <w:rPr>
           <w:vertAlign w:val="baseline"/>
         </w:rPr>
-        <w:sectPr>
-          <w:type w:val="continuous"/>
-          <w:pgSz w:h="16820" w:w="11900" w:orient="portrait"/>
-          <w:pgMar w:bottom="519.0000152587891" w:top="576.600341796875" w:left="623.6000061035156" w:right="623.463134765625" w:header="0" w:footer="720"/>
-          <w:pgNumType w:start="1"/>
-        </w:sectPr>
       </w:pPr>
       <w:r>
         <w:rPr>
@@ -4947,14 +4941,6 @@
         <w:rPr>
           <w:vertAlign w:val="baseline"/>
         </w:rPr>
-        <w:sectPr>
-          <w:type w:val="continuous"/>
-          <w:pgSz w:h="16820" w:w="11900" w:orient="portrait"/>
-          <w:pgMar w:bottom="519.0000152587891" w:top="576.600341796875" w:left="626.8000030517578" w:right="7367.0001220703125" w:header="0" w:footer="720"/>
-          <w:cols w:equalWidth="0" w:num="1">
-            <w:col w:space="0" w:w="3911.7000000000003"/>
-          </w:cols>
-        </w:sectPr>
       </w:pPr>
       <w:r>
         <w:rPr>

--- a/rrg-commercial-pa/templates/commercial_pa.docx
+++ b/rrg-commercial-pa/templates/commercial_pa.docx
@@ -1024,7 +1024,7 @@
           <w:vertAlign w:val="baseline"/>
           <w:rtl w:val="0"/>
         </w:rPr>
-        <w:t xml:space="preserve"> {% if payment_mortgage %}[X]{% else %}[ ]{% endif %} New Mortgage. Purchaser shall obtain a mortgage from a financial institution to help finance the purchase and pay Seller at Closing the full Purchase Price, including any adjustments and/or prorations contained herein. </w:t>
+        <w:t xml:space="preserve"> {% if payment_mortgage %}[X]{% else %}[ ]{% endif %} New Mortgage. Purchaser shall obtain a mortgage from a financial institution to help finance the purchase and pay Seller at Closing {% if payment_mortgage and payment_land_contract and mortgage_pct %}{{ mortgage_pct }}% of the Purchase Price, equal to {{ mortgage_amount_words }} ({{ mortgage_amount_number }}) Dollars, including any adjustments and/or prorations contained herein.{% else %}the full Purchase Price, including any adjustments and/or prorations contained herein.{% endif %} </w:t>
       </w:r>
     </w:p>
     <w:p>
@@ -1077,7 +1077,7 @@
           <w:vertAlign w:val="baseline"/>
           <w:rtl w:val="0"/>
         </w:rPr>
-        <w:t xml:space="preserve"> {% if payment_land_contract %}[X]{% else %}[ ]{% endif %} Land Contract. Purchaser shall pay the full Purchase Price, including any adjustments or prorations contained herein, to Seller at Closing pursuant to a mutually acceptable Land Contract. The Land Contract shall provide for a down payment of {{ lc_down_payment }} at closing and payment of the balance of {{ lc_balance }}, including interest at the rate of {{ lc_interest_rate }} percent ({{ lc_interest_rate }}%) per annum, amortized over {{ lc_amortization_years }} years, with interest to start on the closing date. A final "balloon payment" consisting of the entire unpaid principal balance and all accrued and unpaid interest will become due and payable {{ lc_balloon_months }} months after closing. </w:t>
+        <w:t xml:space="preserve"> {% if payment_land_contract %}[X]{% else %}[ ]{% endif %} Land Contract. Purchaser shall pay {% if payment_mortgage and payment_land_contract and lc_pct %}{{ lc_pct }}% of the Purchase Price, equal to {{ lc_amount_words }} ({{ lc_amount_number }}) Dollars, including any adjustments or prorations contained herein, {% else %}the full Purchase Price, including any adjustments or prorations contained herein, {% endif %}to Seller at Closing pursuant to a mutually acceptable Land Contract. The Land Contract shall provide for a down payment of {{ lc_down_payment }} at closing and payment of the balance of {{ lc_balance }}, including interest at the rate of {{ lc_interest_rate }} percent ({{ lc_interest_rate }}%) per annum, amortized over {{ lc_amortization_years }} years, with interest to start on the closing date. A final "balloon payment" consisting of the entire unpaid principal balance and all accrued and unpaid interest will become due and payable {{ lc_balloon_months }} months after closing. </w:t>
       </w:r>
       <w:r>
         <w:rPr>

--- a/rrg-commercial-pa/templates/commercial_pa.docx
+++ b/rrg-commercial-pa/templates/commercial_pa.docx
@@ -1024,7 +1024,7 @@
           <w:vertAlign w:val="baseline"/>
           <w:rtl w:val="0"/>
         </w:rPr>
-        <w:t xml:space="preserve"> {% if payment_mortgage %}[X]{% else %}[ ]{% endif %} New Mortgage. Purchaser shall obtain a mortgage from a financial institution to help finance the purchase and pay Seller at Closing {% if payment_mortgage and payment_land_contract and mortgage_pct %}{{ mortgage_pct }}% of the Purchase Price, equal to {{ mortgage_amount_words }} ({{ mortgage_amount_number }}) Dollars, including any adjustments and/or prorations contained herein.{% else %}the full Purchase Price, including any adjustments and/or prorations contained herein.{% endif %} </w:t>
+        <w:t xml:space="preserve"> {% if payment_mortgage %}[X]{% else %}[ ]{% endif %} New Mortgage. Purchaser shall obtain a mortgage from a financial institution to help finance the purchase and pay Seller at Closing {% if payment_mortgage and payment_land_contract %}{{ mortgage_pct }}% of the Purchase Price, equal to {{ mortgage_amount_words }} ({{ mortgage_amount_number }}) Dollars, including any adjustments and/or prorations contained herein.{% else %}the full Purchase Price, including any adjustments and/or prorations contained herein.{% endif %} </w:t>
       </w:r>
     </w:p>
     <w:p>
@@ -1077,7 +1077,7 @@
           <w:vertAlign w:val="baseline"/>
           <w:rtl w:val="0"/>
         </w:rPr>
-        <w:t xml:space="preserve"> {% if payment_land_contract %}[X]{% else %}[ ]{% endif %} Land Contract. Purchaser shall pay {% if payment_mortgage and payment_land_contract and lc_pct %}{{ lc_pct }}% of the Purchase Price, equal to {{ lc_amount_words }} ({{ lc_amount_number }}) Dollars, including any adjustments or prorations contained herein, {% else %}the full Purchase Price, including any adjustments or prorations contained herein, {% endif %}to Seller at Closing pursuant to a mutually acceptable Land Contract. The Land Contract shall provide for a down payment of {{ lc_down_payment }} at closing and payment of the balance of {{ lc_balance }}, including interest at the rate of {{ lc_interest_rate }} percent ({{ lc_interest_rate }}%) per annum, amortized over {{ lc_amortization_years }} years, with interest to start on the closing date. A final "balloon payment" consisting of the entire unpaid principal balance and all accrued and unpaid interest will become due and payable {{ lc_balloon_months }} months after closing. </w:t>
+        <w:t xml:space="preserve"> {% if payment_land_contract %}[X]{% else %}[ ]{% endif %} Land Contract. Purchaser shall pay {% if payment_mortgage and payment_land_contract %}{{ lc_pct }}% of the Purchase Price, equal to {{ lc_amount_words }} ({{ lc_amount_number }}) Dollars, including any adjustments or prorations contained herein, {% else %}the full Purchase Price, including any adjustments or prorations contained herein, {% endif %}to Seller at Closing pursuant to a mutually acceptable Land Contract. The Land Contract shall provide for a down payment of {{ lc_down_payment }} at closing and payment of the balance of {{ lc_balance }}, including interest at the rate of {{ lc_interest_rate }} percent ({{ lc_interest_rate }}%) per annum, amortized over {{ lc_amortization_years }} years, with interest to start on the closing date. A final "balloon payment" consisting of the entire unpaid principal balance and all accrued and unpaid interest will become due and payable {{ lc_balloon_months }} months after closing. </w:t>
       </w:r>
       <w:r>
         <w:rPr>

--- a/rrg-commercial-pa/templates/commercial_pa.docx
+++ b/rrg-commercial-pa/templates/commercial_pa.docx
@@ -1077,7 +1077,7 @@
           <w:vertAlign w:val="baseline"/>
           <w:rtl w:val="0"/>
         </w:rPr>
-        <w:t xml:space="preserve"> {% if payment_land_contract %}[X]{% else %}[ ]{% endif %} Land Contract. Purchaser shall pay {% if payment_mortgage and payment_land_contract %}{{ lc_pct }}% of the Purchase Price, equal to {{ lc_amount_words }} ({{ lc_amount_number }}) Dollars, including any adjustments or prorations contained herein, {% else %}the full Purchase Price, including any adjustments or prorations contained herein, {% endif %}to Seller at Closing pursuant to a mutually acceptable Land Contract. The Land Contract shall provide for a down payment of {{ lc_down_payment }} at closing and payment of the balance of {{ lc_balance }}, including interest at the rate of {{ lc_interest_rate }} percent ({{ lc_interest_rate }}%) per annum, amortized over {{ lc_amortization_years }} years, with interest to start on the closing date. A final "balloon payment" consisting of the entire unpaid principal balance and all accrued and unpaid interest will become due and payable {{ lc_balloon_months }} months after closing. </w:t>
+        <w:t xml:space="preserve"> {% if payment_land_contract %}[X]{% else %}[ ]{% endif %} Land Contract. Purchaser shall pay {% if payment_mortgage and payment_land_contract %}{{ lc_pct }}% of the Purchase Price, equal to {{ lc_amount_words }} ({{ lc_amount_number }}) Dollars, including any adjustments or prorations contained herein, {% else %}the full Purchase Price, including any adjustments or prorations contained herein, {% endif %}to Seller at Closing pursuant to a mutually acceptable Land Contract. {% if payment_mortgage and payment_land_contract %}The Land Contract shall have an interest rate of {{ lc_interest_rate }} percent ({{ lc_interest_rate }}%) per annum, amortized over {{ lc_amortization_years }} years, with interest to start on the closing date. A final "balloon payment" consisting of the entire unpaid principal balance and all accrued and unpaid interest will become due and payable {{ lc_balloon_months }} months after closing.{% if lc_subordinate %} The Land Contract shall be subordinate to the mortgage(s) mentioned above.{% endif %}{% else %}The Land Contract shall provide for a down payment of {{ lc_down_payment }} at closing and payment of the balance of {{ lc_balance }}, including interest at the rate of {{ lc_interest_rate }} percent ({{ lc_interest_rate }}%) per annum, amortized over {{ lc_amortization_years }} years, with interest to start on the closing date. A final "balloon payment" consisting of the entire unpaid principal balance and all accrued and unpaid interest will become due and payable {{ lc_balloon_months }} months after closing. {% endif %}</w:t>
       </w:r>
       <w:r>
         <w:rPr>

--- a/rrg-commercial-pa/templates/commercial_pa.docx
+++ b/rrg-commercial-pa/templates/commercial_pa.docx
@@ -5921,7 +5921,7 @@
           <w:vertAlign w:val="baseline"/>
           <w:rtl w:val="0"/>
         </w:rPr>
-        <w:t xml:space="preserve">Seller agrees to pay {{ broker_name }} a brokerage fee of {{ broker_commission_description }} at closing. Additionally, the seller is represented by {{ seller_broker_name }} with {{ seller_broker_company }}, whose compensation is outlined in a separate agreement. </w:t>
+        <w:t xml:space="preserve">Seller agrees to pay {{ broker_name }} a brokerage fee of {{ broker_commission_description }}. Additionally, the seller is represented by {{ seller_broker_name }} with {{ seller_broker_company }}, whose compensation is outlined in a separate agreement. </w:t>
       </w:r>
       <w:r>
         <w:rPr>

--- a/rrg-commercial-pa/templates/commercial_pa.docx
+++ b/rrg-commercial-pa/templates/commercial_pa.docx
@@ -7820,7 +7820,7 @@
           <w:vertAlign w:val="baseline"/>
           <w:rtl w:val="0"/>
         </w:rPr>
-        <w:t xml:space="preserve">This Agreement constitutes an offer by Purchaser to purchase the Property. The offer shall remain valid until {{ offer_expiration_time }} {{ offer_expiration_ampm }}, on {{ offer_expiration_day }}, {{ offer_expiration_year }} and shall be deemed revoked if not accepted by Seller before such time and date. </w:t>
+        <w:t xml:space="preserve">This Agreement constitutes an offer by Purchaser to purchase the Property. The offer shall remain valid until {{ offer_expiration_time }} {{ offer_expiration_ampm }}, on {{ offer_expiration_month }} {{ offer_expiration_day }}, {{ offer_expiration_year }} and shall be deemed revoked if not accepted by Seller before such time and date. </w:t>
       </w:r>
       <w:r>
         <w:rPr>

--- a/rrg-commercial-pa/templates/commercial_pa.docx
+++ b/rrg-commercial-pa/templates/commercial_pa.docx
@@ -1077,7 +1077,7 @@
           <w:vertAlign w:val="baseline"/>
           <w:rtl w:val="0"/>
         </w:rPr>
-        <w:t xml:space="preserve"> {% if payment_land_contract %}[X]{% else %}[ ]{% endif %} Land Contract. Purchaser shall pay {% if payment_mortgage and payment_land_contract %}{{ lc_pct }}% of the Purchase Price, equal to {{ lc_amount_words }} ({{ lc_amount_number }}) Dollars, including any adjustments or prorations contained herein, {% else %}the full Purchase Price, including any adjustments or prorations contained herein, {% endif %}to Seller at Closing pursuant to a mutually acceptable Land Contract. {% if payment_mortgage and payment_land_contract %}The Land Contract shall have an interest rate of {{ lc_interest_rate }} percent ({{ lc_interest_rate }}%) per annum, amortized over {{ lc_amortization_years }} years, with interest to start on the closing date. A final "balloon payment" consisting of the entire unpaid principal balance and all accrued and unpaid interest will become due and payable {{ lc_balloon_months }} months after closing.{% if lc_subordinate %} The Land Contract shall be subordinate to the mortgage(s) mentioned above.{% endif %}{% else %}The Land Contract shall provide for a down payment of {{ lc_down_payment }} at closing and payment of the balance of {{ lc_balance }}, including interest at the rate of {{ lc_interest_rate }} percent ({{ lc_interest_rate }}%) per annum, amortized over {{ lc_amortization_years }} years, with interest to start on the closing date. A final "balloon payment" consisting of the entire unpaid principal balance and all accrued and unpaid interest will become due and payable {{ lc_balloon_months }} months after closing. {% endif %}</w:t>
+        <w:t xml:space="preserve"> {% if payment_land_contract %}[X]{% else %}[ ]{% endif %} Land Contract. Purchaser shall pay {% if payment_mortgage and payment_land_contract %}{{ lc_pct }}% of the Purchase Price, equal to {{ lc_amount_words }} ({{ lc_amount_number }}) Dollars, including any adjustments or prorations contained herein, {% else %}the full Purchase Price, including any adjustments or prorations contained herein, {% endif %}to Seller at Closing pursuant to a mutually acceptable Land Contract. {% if payment_mortgage and payment_land_contract %}The Land Contract shall have an interest rate of {{ lc_interest_rate_words }} percent ({{ lc_interest_rate }}%) per annum, amortized over {{ lc_amortization_years }} years, with interest to start on the closing date. A final "balloon payment" consisting of the entire unpaid principal balance and all accrued and unpaid interest will become due and payable {{ lc_balloon_months }} months after closing.{% if lc_subordinate %} The Land Contract shall be subordinate to the mortgage(s) mentioned above.{% endif %}{% else %}The Land Contract shall provide for a down payment of {{ lc_down_payment }} at closing and payment of the balance of {{ lc_balance }}, including interest at the rate of {{ lc_interest_rate_words }} percent ({{ lc_interest_rate }}%) per annum, amortized over {{ lc_amortization_years }} years, with interest to start on the closing date. A final "balloon payment" consisting of the entire unpaid principal balance and all accrued and unpaid interest will become due and payable {{ lc_balloon_months }} months after closing. {% endif %}</w:t>
       </w:r>
       <w:r>
         <w:rPr>
